--- a/report.docx
+++ b/report.docx
@@ -677,14 +677,14 @@
               <w:rPr>
                 <w:szCs w:val="28"/>
               </w:rPr>
-              <w:t>Заславский</w:t>
+              <w:t>Корытов</w:t>
             </w:r>
             <w:proofErr w:type="spellEnd"/>
             <w:r>
               <w:rPr>
                 <w:szCs w:val="28"/>
               </w:rPr>
-              <w:t xml:space="preserve"> М.М.</w:t>
+              <w:t xml:space="preserve"> П.В.</w:t>
             </w:r>
           </w:p>
         </w:tc>
@@ -944,7 +944,7 @@
         <w:pStyle w:val="Compact"/>
         <w:numPr>
           <w:ilvl w:val="0"/>
-          <w:numId w:val="52"/>
+          <w:numId w:val="3"/>
         </w:numPr>
       </w:pPr>
       <w:r>
@@ -956,7 +956,7 @@
         <w:pStyle w:val="Compact"/>
         <w:numPr>
           <w:ilvl w:val="0"/>
-          <w:numId w:val="52"/>
+          <w:numId w:val="3"/>
         </w:numPr>
       </w:pPr>
       <w:r>
@@ -968,7 +968,7 @@
         <w:pStyle w:val="Compact"/>
         <w:numPr>
           <w:ilvl w:val="0"/>
-          <w:numId w:val="52"/>
+          <w:numId w:val="3"/>
         </w:numPr>
       </w:pPr>
       <w:r>
@@ -980,7 +980,7 @@
         <w:pStyle w:val="Compact"/>
         <w:numPr>
           <w:ilvl w:val="0"/>
-          <w:numId w:val="52"/>
+          <w:numId w:val="3"/>
         </w:numPr>
       </w:pPr>
       <w:r>
@@ -992,7 +992,7 @@
         <w:pStyle w:val="Compact"/>
         <w:numPr>
           <w:ilvl w:val="0"/>
-          <w:numId w:val="52"/>
+          <w:numId w:val="3"/>
         </w:numPr>
       </w:pPr>
       <w:r>
@@ -1004,7 +1004,7 @@
         <w:pStyle w:val="Compact"/>
         <w:numPr>
           <w:ilvl w:val="0"/>
-          <w:numId w:val="52"/>
+          <w:numId w:val="3"/>
         </w:numPr>
       </w:pPr>
       <w:r>
@@ -1016,7 +1016,7 @@
         <w:pStyle w:val="Compact"/>
         <w:numPr>
           <w:ilvl w:val="0"/>
-          <w:numId w:val="52"/>
+          <w:numId w:val="3"/>
         </w:numPr>
       </w:pPr>
       <w:r>
@@ -1638,14 +1638,14 @@
               <w:rPr>
                 <w:szCs w:val="28"/>
               </w:rPr>
-              <w:t>Заславский</w:t>
+              <w:t>Корытов</w:t>
             </w:r>
             <w:proofErr w:type="spellEnd"/>
             <w:r>
               <w:rPr>
                 <w:szCs w:val="28"/>
               </w:rPr>
-              <w:t xml:space="preserve"> М.М.</w:t>
+              <w:t xml:space="preserve"> П.В.</w:t>
             </w:r>
           </w:p>
         </w:tc>
@@ -4996,7 +4996,7 @@
       <w:pPr>
         <w:numPr>
           <w:ilvl w:val="0"/>
-          <w:numId w:val="100"/>
+          <w:numId w:val="18"/>
         </w:numPr>
         <w:jc w:val="center"/>
         <w:rPr>
@@ -5033,7 +5033,7 @@
       <w:pPr>
         <w:numPr>
           <w:ilvl w:val="1"/>
-          <w:numId w:val="100"/>
+          <w:numId w:val="18"/>
         </w:numPr>
         <w:ind w:left="0" w:firstLine="709"/>
         <w:jc w:val="both"/>
@@ -5154,7 +5154,7 @@
       <w:pPr>
         <w:numPr>
           <w:ilvl w:val="1"/>
-          <w:numId w:val="100"/>
+          <w:numId w:val="18"/>
         </w:numPr>
         <w:ind w:left="0" w:firstLine="709"/>
         <w:jc w:val="both"/>
@@ -5197,7 +5197,7 @@
         <w:pStyle w:val="Compact"/>
         <w:numPr>
           <w:ilvl w:val="0"/>
-          <w:numId w:val="2"/>
+          <w:numId w:val="1"/>
         </w:numPr>
       </w:pPr>
       <w:r>
@@ -5225,7 +5225,7 @@
         <w:pStyle w:val="Compact"/>
         <w:numPr>
           <w:ilvl w:val="0"/>
-          <w:numId w:val="2"/>
+          <w:numId w:val="1"/>
         </w:numPr>
       </w:pPr>
       <w:r>
@@ -5246,7 +5246,7 @@
         <w:pStyle w:val="Compact"/>
         <w:numPr>
           <w:ilvl w:val="0"/>
-          <w:numId w:val="2"/>
+          <w:numId w:val="1"/>
         </w:numPr>
       </w:pPr>
       <w:r>
@@ -5266,7 +5266,7 @@
         <w:pStyle w:val="Compact"/>
         <w:numPr>
           <w:ilvl w:val="0"/>
-          <w:numId w:val="2"/>
+          <w:numId w:val="1"/>
         </w:numPr>
       </w:pPr>
       <w:r>
@@ -5278,7 +5278,7 @@
         <w:pStyle w:val="Compact"/>
         <w:numPr>
           <w:ilvl w:val="0"/>
-          <w:numId w:val="2"/>
+          <w:numId w:val="1"/>
         </w:numPr>
       </w:pPr>
       <w:r>
@@ -5290,7 +5290,7 @@
         <w:pStyle w:val="Compact"/>
         <w:numPr>
           <w:ilvl w:val="0"/>
-          <w:numId w:val="2"/>
+          <w:numId w:val="1"/>
         </w:numPr>
       </w:pPr>
       <w:r>
@@ -5302,7 +5302,7 @@
         <w:pStyle w:val="Compact"/>
         <w:numPr>
           <w:ilvl w:val="0"/>
-          <w:numId w:val="2"/>
+          <w:numId w:val="1"/>
         </w:numPr>
       </w:pPr>
       <w:r>
@@ -5314,7 +5314,7 @@
         <w:pStyle w:val="Compact"/>
         <w:numPr>
           <w:ilvl w:val="0"/>
-          <w:numId w:val="2"/>
+          <w:numId w:val="1"/>
         </w:numPr>
       </w:pPr>
       <w:r>
@@ -5334,7 +5334,7 @@
         <w:pStyle w:val="Compact"/>
         <w:numPr>
           <w:ilvl w:val="0"/>
-          <w:numId w:val="2"/>
+          <w:numId w:val="1"/>
         </w:numPr>
       </w:pPr>
       <w:r>
@@ -5346,7 +5346,7 @@
         <w:pStyle w:val="Compact"/>
         <w:numPr>
           <w:ilvl w:val="0"/>
-          <w:numId w:val="2"/>
+          <w:numId w:val="1"/>
         </w:numPr>
         <w:contextualSpacing w:val="0"/>
       </w:pPr>
@@ -5358,7 +5358,7 @@
       <w:pPr>
         <w:numPr>
           <w:ilvl w:val="1"/>
-          <w:numId w:val="100"/>
+          <w:numId w:val="18"/>
         </w:numPr>
         <w:spacing w:before="180" w:after="180"/>
         <w:ind w:left="0" w:firstLine="709"/>
@@ -5392,7 +5392,7 @@
         <w:pStyle w:val="Compact"/>
         <w:numPr>
           <w:ilvl w:val="0"/>
-          <w:numId w:val="2"/>
+          <w:numId w:val="1"/>
         </w:numPr>
       </w:pPr>
       <w:proofErr w:type="spellStart"/>
@@ -5431,7 +5431,7 @@
         <w:pStyle w:val="Compact"/>
         <w:numPr>
           <w:ilvl w:val="0"/>
-          <w:numId w:val="2"/>
+          <w:numId w:val="1"/>
         </w:numPr>
       </w:pPr>
       <w:proofErr w:type="spellStart"/>
@@ -5468,7 +5468,7 @@
         <w:pStyle w:val="Compact"/>
         <w:numPr>
           <w:ilvl w:val="0"/>
-          <w:numId w:val="2"/>
+          <w:numId w:val="1"/>
         </w:numPr>
       </w:pPr>
       <w:proofErr w:type="spellStart"/>
@@ -5557,7 +5557,7 @@
       <w:pPr>
         <w:numPr>
           <w:ilvl w:val="1"/>
-          <w:numId w:val="100"/>
+          <w:numId w:val="18"/>
         </w:numPr>
         <w:spacing w:before="180" w:after="180"/>
         <w:ind w:left="0" w:firstLine="709"/>
@@ -5594,7 +5594,7 @@
         <w:pStyle w:val="Compact"/>
         <w:numPr>
           <w:ilvl w:val="0"/>
-          <w:numId w:val="62"/>
+          <w:numId w:val="4"/>
         </w:numPr>
       </w:pPr>
       <w:r>
@@ -5606,7 +5606,7 @@
         <w:pStyle w:val="Compact"/>
         <w:numPr>
           <w:ilvl w:val="0"/>
-          <w:numId w:val="62"/>
+          <w:numId w:val="4"/>
         </w:numPr>
       </w:pPr>
       <w:r>
@@ -5634,7 +5634,7 @@
         <w:pStyle w:val="Compact"/>
         <w:numPr>
           <w:ilvl w:val="0"/>
-          <w:numId w:val="62"/>
+          <w:numId w:val="4"/>
         </w:numPr>
       </w:pPr>
       <w:r>
@@ -5662,7 +5662,7 @@
         <w:pStyle w:val="Compact"/>
         <w:numPr>
           <w:ilvl w:val="0"/>
-          <w:numId w:val="62"/>
+          <w:numId w:val="4"/>
         </w:numPr>
       </w:pPr>
       <w:r>
@@ -5698,7 +5698,7 @@
         <w:pStyle w:val="Compact"/>
         <w:numPr>
           <w:ilvl w:val="0"/>
-          <w:numId w:val="62"/>
+          <w:numId w:val="4"/>
         </w:numPr>
       </w:pPr>
       <w:r>
@@ -5710,7 +5710,7 @@
         <w:pStyle w:val="Compact"/>
         <w:numPr>
           <w:ilvl w:val="0"/>
-          <w:numId w:val="62"/>
+          <w:numId w:val="4"/>
         </w:numPr>
       </w:pPr>
       <w:proofErr w:type="spellStart"/>
@@ -5727,7 +5727,7 @@
         <w:pStyle w:val="Compact"/>
         <w:numPr>
           <w:ilvl w:val="0"/>
-          <w:numId w:val="62"/>
+          <w:numId w:val="4"/>
         </w:numPr>
       </w:pPr>
       <w:r>
@@ -5739,7 +5739,7 @@
         <w:pStyle w:val="Compact"/>
         <w:numPr>
           <w:ilvl w:val="0"/>
-          <w:numId w:val="62"/>
+          <w:numId w:val="4"/>
         </w:numPr>
       </w:pPr>
       <w:r>
@@ -5759,7 +5759,7 @@
         <w:pStyle w:val="Compact"/>
         <w:numPr>
           <w:ilvl w:val="0"/>
-          <w:numId w:val="62"/>
+          <w:numId w:val="4"/>
         </w:numPr>
       </w:pPr>
       <w:r>
@@ -5785,7 +5785,7 @@
       <w:pPr>
         <w:numPr>
           <w:ilvl w:val="0"/>
-          <w:numId w:val="100"/>
+          <w:numId w:val="18"/>
         </w:numPr>
         <w:jc w:val="center"/>
         <w:rPr>
@@ -5820,7 +5820,7 @@
       <w:pPr>
         <w:numPr>
           <w:ilvl w:val="1"/>
-          <w:numId w:val="100"/>
+          <w:numId w:val="18"/>
         </w:numPr>
         <w:ind w:left="0" w:firstLine="709"/>
         <w:jc w:val="both"/>
@@ -5865,7 +5865,7 @@
       <w:pPr>
         <w:numPr>
           <w:ilvl w:val="1"/>
-          <w:numId w:val="100"/>
+          <w:numId w:val="18"/>
         </w:numPr>
         <w:ind w:left="0" w:firstLine="709"/>
         <w:jc w:val="both"/>
@@ -5943,7 +5943,7 @@
         <w:pStyle w:val="Compact"/>
         <w:numPr>
           <w:ilvl w:val="0"/>
-          <w:numId w:val="63"/>
+          <w:numId w:val="5"/>
         </w:numPr>
       </w:pPr>
       <w:r>
@@ -5955,7 +5955,7 @@
         <w:pStyle w:val="Compact"/>
         <w:numPr>
           <w:ilvl w:val="0"/>
-          <w:numId w:val="63"/>
+          <w:numId w:val="5"/>
         </w:numPr>
       </w:pPr>
       <w:r>
@@ -5970,7 +5970,7 @@
         <w:pStyle w:val="Compact"/>
         <w:numPr>
           <w:ilvl w:val="0"/>
-          <w:numId w:val="63"/>
+          <w:numId w:val="5"/>
         </w:numPr>
       </w:pPr>
       <w:r>
@@ -5982,7 +5982,7 @@
         <w:pStyle w:val="Compact"/>
         <w:numPr>
           <w:ilvl w:val="0"/>
-          <w:numId w:val="63"/>
+          <w:numId w:val="5"/>
         </w:numPr>
       </w:pPr>
       <w:r>
@@ -5994,7 +5994,7 @@
         <w:pStyle w:val="Compact"/>
         <w:numPr>
           <w:ilvl w:val="0"/>
-          <w:numId w:val="63"/>
+          <w:numId w:val="5"/>
         </w:numPr>
       </w:pPr>
       <w:r>
@@ -6006,7 +6006,7 @@
         <w:pStyle w:val="Compact"/>
         <w:numPr>
           <w:ilvl w:val="0"/>
-          <w:numId w:val="63"/>
+          <w:numId w:val="5"/>
         </w:numPr>
       </w:pPr>
       <w:r>
@@ -6018,7 +6018,7 @@
         <w:pStyle w:val="Compact"/>
         <w:numPr>
           <w:ilvl w:val="0"/>
-          <w:numId w:val="63"/>
+          <w:numId w:val="5"/>
         </w:numPr>
       </w:pPr>
       <w:proofErr w:type="spellStart"/>
@@ -6043,7 +6043,7 @@
         <w:pStyle w:val="Compact"/>
         <w:numPr>
           <w:ilvl w:val="0"/>
-          <w:numId w:val="63"/>
+          <w:numId w:val="5"/>
         </w:numPr>
       </w:pPr>
       <w:r>
@@ -6079,7 +6079,7 @@
         <w:pStyle w:val="Compact"/>
         <w:numPr>
           <w:ilvl w:val="0"/>
-          <w:numId w:val="63"/>
+          <w:numId w:val="5"/>
         </w:numPr>
       </w:pPr>
       <w:r>
@@ -6103,7 +6103,7 @@
         <w:pStyle w:val="Compact"/>
         <w:numPr>
           <w:ilvl w:val="0"/>
-          <w:numId w:val="63"/>
+          <w:numId w:val="5"/>
         </w:numPr>
       </w:pPr>
       <w:r>
@@ -6150,7 +6150,7 @@
       <w:pPr>
         <w:numPr>
           <w:ilvl w:val="1"/>
-          <w:numId w:val="100"/>
+          <w:numId w:val="18"/>
         </w:numPr>
         <w:ind w:left="0" w:firstLine="709"/>
         <w:jc w:val="both"/>
@@ -6248,7 +6248,7 @@
         <w:pStyle w:val="Compact"/>
         <w:numPr>
           <w:ilvl w:val="0"/>
-          <w:numId w:val="64"/>
+          <w:numId w:val="6"/>
         </w:numPr>
       </w:pPr>
       <w:r>
@@ -6260,7 +6260,7 @@
         <w:pStyle w:val="Compact"/>
         <w:numPr>
           <w:ilvl w:val="0"/>
-          <w:numId w:val="64"/>
+          <w:numId w:val="6"/>
         </w:numPr>
       </w:pPr>
       <w:r>
@@ -6272,7 +6272,7 @@
         <w:pStyle w:val="Compact"/>
         <w:numPr>
           <w:ilvl w:val="0"/>
-          <w:numId w:val="64"/>
+          <w:numId w:val="6"/>
         </w:numPr>
       </w:pPr>
       <w:r>
@@ -6284,7 +6284,7 @@
         <w:pStyle w:val="Compact"/>
         <w:numPr>
           <w:ilvl w:val="0"/>
-          <w:numId w:val="64"/>
+          <w:numId w:val="6"/>
         </w:numPr>
       </w:pPr>
       <w:r>
@@ -6296,7 +6296,7 @@
         <w:pStyle w:val="Compact"/>
         <w:numPr>
           <w:ilvl w:val="0"/>
-          <w:numId w:val="64"/>
+          <w:numId w:val="6"/>
         </w:numPr>
       </w:pPr>
       <w:proofErr w:type="spellStart"/>
@@ -6321,7 +6321,7 @@
         <w:pStyle w:val="Compact"/>
         <w:numPr>
           <w:ilvl w:val="0"/>
-          <w:numId w:val="64"/>
+          <w:numId w:val="6"/>
         </w:numPr>
       </w:pPr>
       <w:proofErr w:type="spellStart"/>
@@ -6349,7 +6349,7 @@
         <w:pStyle w:val="Compact"/>
         <w:numPr>
           <w:ilvl w:val="0"/>
-          <w:numId w:val="64"/>
+          <w:numId w:val="6"/>
         </w:numPr>
       </w:pPr>
       <w:r>
@@ -6395,7 +6395,7 @@
       <w:pPr>
         <w:numPr>
           <w:ilvl w:val="1"/>
-          <w:numId w:val="100"/>
+          <w:numId w:val="18"/>
         </w:numPr>
         <w:ind w:left="0" w:firstLine="709"/>
         <w:jc w:val="both"/>
@@ -6436,7 +6436,7 @@
       <w:pPr>
         <w:numPr>
           <w:ilvl w:val="2"/>
-          <w:numId w:val="100"/>
+          <w:numId w:val="18"/>
         </w:numPr>
         <w:jc w:val="both"/>
         <w:rPr>
@@ -6501,7 +6501,7 @@
         <w:pStyle w:val="Compact"/>
         <w:numPr>
           <w:ilvl w:val="0"/>
-          <w:numId w:val="65"/>
+          <w:numId w:val="7"/>
         </w:numPr>
       </w:pPr>
       <w:r>
@@ -6514,7 +6514,7 @@
         <w:pStyle w:val="Compact"/>
         <w:numPr>
           <w:ilvl w:val="0"/>
-          <w:numId w:val="65"/>
+          <w:numId w:val="7"/>
         </w:numPr>
       </w:pPr>
       <w:r>
@@ -6526,7 +6526,7 @@
         <w:pStyle w:val="Compact"/>
         <w:numPr>
           <w:ilvl w:val="0"/>
-          <w:numId w:val="65"/>
+          <w:numId w:val="7"/>
         </w:numPr>
       </w:pPr>
       <w:r>
@@ -6538,7 +6538,7 @@
         <w:pStyle w:val="Compact"/>
         <w:numPr>
           <w:ilvl w:val="0"/>
-          <w:numId w:val="65"/>
+          <w:numId w:val="7"/>
         </w:numPr>
       </w:pPr>
       <w:proofErr w:type="spellStart"/>
@@ -6563,7 +6563,7 @@
         <w:pStyle w:val="Compact"/>
         <w:numPr>
           <w:ilvl w:val="0"/>
-          <w:numId w:val="65"/>
+          <w:numId w:val="7"/>
         </w:numPr>
       </w:pPr>
       <w:proofErr w:type="spellStart"/>
@@ -6588,7 +6588,7 @@
         <w:pStyle w:val="Compact"/>
         <w:numPr>
           <w:ilvl w:val="0"/>
-          <w:numId w:val="65"/>
+          <w:numId w:val="7"/>
         </w:numPr>
       </w:pPr>
       <w:proofErr w:type="spellStart"/>
@@ -6605,7 +6605,7 @@
         <w:pStyle w:val="Compact"/>
         <w:numPr>
           <w:ilvl w:val="0"/>
-          <w:numId w:val="65"/>
+          <w:numId w:val="7"/>
         </w:numPr>
       </w:pPr>
       <w:r>
@@ -6722,7 +6722,7 @@
       <w:pPr>
         <w:numPr>
           <w:ilvl w:val="2"/>
-          <w:numId w:val="100"/>
+          <w:numId w:val="18"/>
         </w:numPr>
         <w:jc w:val="both"/>
         <w:rPr>
@@ -6827,7 +6827,7 @@
         <w:pStyle w:val="Compact"/>
         <w:numPr>
           <w:ilvl w:val="0"/>
-          <w:numId w:val="66"/>
+          <w:numId w:val="8"/>
         </w:numPr>
       </w:pPr>
       <w:r>
@@ -6839,7 +6839,7 @@
         <w:pStyle w:val="Compact"/>
         <w:numPr>
           <w:ilvl w:val="0"/>
-          <w:numId w:val="66"/>
+          <w:numId w:val="8"/>
         </w:numPr>
       </w:pPr>
       <w:r>
@@ -6851,7 +6851,7 @@
         <w:pStyle w:val="Compact"/>
         <w:numPr>
           <w:ilvl w:val="0"/>
-          <w:numId w:val="66"/>
+          <w:numId w:val="8"/>
         </w:numPr>
       </w:pPr>
       <w:r>
@@ -6863,7 +6863,7 @@
         <w:pStyle w:val="Compact"/>
         <w:numPr>
           <w:ilvl w:val="0"/>
-          <w:numId w:val="66"/>
+          <w:numId w:val="8"/>
         </w:numPr>
       </w:pPr>
       <w:r>
@@ -6891,7 +6891,7 @@
         <w:pStyle w:val="Compact"/>
         <w:numPr>
           <w:ilvl w:val="0"/>
-          <w:numId w:val="66"/>
+          <w:numId w:val="8"/>
         </w:numPr>
       </w:pPr>
       <w:proofErr w:type="spellStart"/>
@@ -6939,7 +6939,7 @@
         <w:pStyle w:val="Compact"/>
         <w:numPr>
           <w:ilvl w:val="0"/>
-          <w:numId w:val="66"/>
+          <w:numId w:val="8"/>
         </w:numPr>
       </w:pPr>
       <w:r>
@@ -7056,7 +7056,7 @@
       <w:pPr>
         <w:numPr>
           <w:ilvl w:val="2"/>
-          <w:numId w:val="100"/>
+          <w:numId w:val="18"/>
         </w:numPr>
         <w:jc w:val="both"/>
         <w:rPr>
@@ -7138,7 +7138,7 @@
         <w:pStyle w:val="Compact"/>
         <w:numPr>
           <w:ilvl w:val="0"/>
-          <w:numId w:val="67"/>
+          <w:numId w:val="9"/>
         </w:numPr>
       </w:pPr>
       <w:r>
@@ -7150,7 +7150,7 @@
         <w:pStyle w:val="Compact"/>
         <w:numPr>
           <w:ilvl w:val="0"/>
-          <w:numId w:val="67"/>
+          <w:numId w:val="9"/>
         </w:numPr>
       </w:pPr>
       <w:r>
@@ -7165,7 +7165,7 @@
         <w:pStyle w:val="Compact"/>
         <w:numPr>
           <w:ilvl w:val="0"/>
-          <w:numId w:val="67"/>
+          <w:numId w:val="9"/>
         </w:numPr>
       </w:pPr>
       <w:proofErr w:type="spellStart"/>
@@ -7201,7 +7201,7 @@
         <w:pStyle w:val="Compact"/>
         <w:numPr>
           <w:ilvl w:val="0"/>
-          <w:numId w:val="67"/>
+          <w:numId w:val="9"/>
         </w:numPr>
       </w:pPr>
       <w:r>
@@ -7321,7 +7321,7 @@
       <w:pPr>
         <w:numPr>
           <w:ilvl w:val="2"/>
-          <w:numId w:val="100"/>
+          <w:numId w:val="18"/>
         </w:numPr>
         <w:jc w:val="both"/>
         <w:rPr>
@@ -7623,7 +7623,7 @@
       <w:pPr>
         <w:numPr>
           <w:ilvl w:val="1"/>
-          <w:numId w:val="100"/>
+          <w:numId w:val="18"/>
         </w:numPr>
         <w:ind w:left="0" w:firstLine="709"/>
         <w:jc w:val="both"/>
@@ -7689,7 +7689,7 @@
         <w:pStyle w:val="Compact"/>
         <w:numPr>
           <w:ilvl w:val="0"/>
-          <w:numId w:val="68"/>
+          <w:numId w:val="10"/>
         </w:numPr>
       </w:pPr>
       <w:r>
@@ -7701,7 +7701,7 @@
         <w:pStyle w:val="Compact"/>
         <w:numPr>
           <w:ilvl w:val="0"/>
-          <w:numId w:val="68"/>
+          <w:numId w:val="10"/>
         </w:numPr>
       </w:pPr>
       <w:r>
@@ -7713,7 +7713,7 @@
         <w:pStyle w:val="Compact"/>
         <w:numPr>
           <w:ilvl w:val="0"/>
-          <w:numId w:val="68"/>
+          <w:numId w:val="10"/>
         </w:numPr>
       </w:pPr>
       <w:r>
@@ -7725,7 +7725,7 @@
         <w:pStyle w:val="Compact"/>
         <w:numPr>
           <w:ilvl w:val="0"/>
-          <w:numId w:val="68"/>
+          <w:numId w:val="10"/>
         </w:numPr>
       </w:pPr>
       <w:proofErr w:type="spellStart"/>
@@ -7750,7 +7750,7 @@
         <w:pStyle w:val="Compact"/>
         <w:numPr>
           <w:ilvl w:val="0"/>
-          <w:numId w:val="68"/>
+          <w:numId w:val="10"/>
         </w:numPr>
         <w:rPr>
           <w:lang w:val="en-US"/>
@@ -7879,7 +7879,7 @@
         <w:pStyle w:val="Compact"/>
         <w:numPr>
           <w:ilvl w:val="0"/>
-          <w:numId w:val="68"/>
+          <w:numId w:val="10"/>
         </w:numPr>
       </w:pPr>
       <w:proofErr w:type="spellStart"/>
@@ -7899,7 +7899,7 @@
         <w:pStyle w:val="Compact"/>
         <w:numPr>
           <w:ilvl w:val="0"/>
-          <w:numId w:val="68"/>
+          <w:numId w:val="10"/>
         </w:numPr>
       </w:pPr>
       <w:r>
@@ -7920,7 +7920,7 @@
         <w:pStyle w:val="Compact"/>
         <w:numPr>
           <w:ilvl w:val="0"/>
-          <w:numId w:val="2"/>
+          <w:numId w:val="1"/>
         </w:numPr>
       </w:pPr>
       <w:r>
@@ -7932,7 +7932,7 @@
         <w:pStyle w:val="Compact"/>
         <w:numPr>
           <w:ilvl w:val="0"/>
-          <w:numId w:val="2"/>
+          <w:numId w:val="1"/>
         </w:numPr>
       </w:pPr>
       <w:r>
@@ -7944,7 +7944,7 @@
         <w:pStyle w:val="Compact"/>
         <w:numPr>
           <w:ilvl w:val="0"/>
-          <w:numId w:val="2"/>
+          <w:numId w:val="1"/>
         </w:numPr>
       </w:pPr>
       <w:r>
@@ -7956,7 +7956,7 @@
         <w:pStyle w:val="Compact"/>
         <w:numPr>
           <w:ilvl w:val="0"/>
-          <w:numId w:val="2"/>
+          <w:numId w:val="1"/>
         </w:numPr>
       </w:pPr>
       <w:r>
@@ -8074,7 +8074,7 @@
       <w:pPr>
         <w:numPr>
           <w:ilvl w:val="1"/>
-          <w:numId w:val="100"/>
+          <w:numId w:val="18"/>
         </w:numPr>
         <w:ind w:left="0" w:firstLine="709"/>
         <w:jc w:val="both"/>
@@ -8140,7 +8140,7 @@
         <w:pStyle w:val="Compact"/>
         <w:numPr>
           <w:ilvl w:val="0"/>
-          <w:numId w:val="70"/>
+          <w:numId w:val="11"/>
         </w:numPr>
       </w:pPr>
       <w:r>
@@ -8152,7 +8152,7 @@
         <w:pStyle w:val="Compact"/>
         <w:numPr>
           <w:ilvl w:val="0"/>
-          <w:numId w:val="70"/>
+          <w:numId w:val="11"/>
         </w:numPr>
       </w:pPr>
       <w:r>
@@ -8164,7 +8164,7 @@
         <w:pStyle w:val="Compact"/>
         <w:numPr>
           <w:ilvl w:val="0"/>
-          <w:numId w:val="70"/>
+          <w:numId w:val="11"/>
         </w:numPr>
       </w:pPr>
       <w:r>
@@ -8176,7 +8176,7 @@
         <w:pStyle w:val="Compact"/>
         <w:numPr>
           <w:ilvl w:val="0"/>
-          <w:numId w:val="70"/>
+          <w:numId w:val="11"/>
         </w:numPr>
       </w:pPr>
       <w:proofErr w:type="spellStart"/>
@@ -8204,7 +8204,7 @@
         <w:pStyle w:val="Compact"/>
         <w:numPr>
           <w:ilvl w:val="0"/>
-          <w:numId w:val="70"/>
+          <w:numId w:val="11"/>
         </w:numPr>
       </w:pPr>
       <w:proofErr w:type="spellStart"/>
@@ -8257,7 +8257,7 @@
         <w:pStyle w:val="Compact"/>
         <w:numPr>
           <w:ilvl w:val="0"/>
-          <w:numId w:val="70"/>
+          <w:numId w:val="11"/>
         </w:numPr>
       </w:pPr>
       <w:r>
@@ -8279,7 +8279,7 @@
       <w:pPr>
         <w:numPr>
           <w:ilvl w:val="1"/>
-          <w:numId w:val="100"/>
+          <w:numId w:val="18"/>
         </w:numPr>
         <w:ind w:left="0" w:firstLine="709"/>
         <w:jc w:val="both"/>
@@ -8368,7 +8368,7 @@
       <w:pPr>
         <w:numPr>
           <w:ilvl w:val="0"/>
-          <w:numId w:val="100"/>
+          <w:numId w:val="18"/>
         </w:numPr>
         <w:jc w:val="center"/>
         <w:rPr>
@@ -8402,7 +8402,7 @@
       <w:pPr>
         <w:numPr>
           <w:ilvl w:val="1"/>
-          <w:numId w:val="100"/>
+          <w:numId w:val="18"/>
         </w:numPr>
         <w:spacing w:before="180" w:after="180"/>
         <w:ind w:left="0" w:firstLine="709"/>
@@ -8589,7 +8589,7 @@
       <w:pPr>
         <w:numPr>
           <w:ilvl w:val="2"/>
-          <w:numId w:val="100"/>
+          <w:numId w:val="18"/>
         </w:numPr>
         <w:jc w:val="both"/>
         <w:rPr>
@@ -8641,7 +8641,7 @@
         <w:pStyle w:val="Compact"/>
         <w:numPr>
           <w:ilvl w:val="0"/>
-          <w:numId w:val="2"/>
+          <w:numId w:val="1"/>
         </w:numPr>
       </w:pPr>
       <w:r>
@@ -8669,7 +8669,7 @@
         <w:pStyle w:val="Compact"/>
         <w:numPr>
           <w:ilvl w:val="0"/>
-          <w:numId w:val="2"/>
+          <w:numId w:val="1"/>
         </w:numPr>
       </w:pPr>
       <w:proofErr w:type="spellStart"/>
@@ -8690,7 +8690,7 @@
         <w:pStyle w:val="Compact"/>
         <w:numPr>
           <w:ilvl w:val="0"/>
-          <w:numId w:val="2"/>
+          <w:numId w:val="1"/>
         </w:numPr>
       </w:pPr>
       <w:proofErr w:type="spellStart"/>
@@ -8711,7 +8711,7 @@
         <w:pStyle w:val="Compact"/>
         <w:numPr>
           <w:ilvl w:val="0"/>
-          <w:numId w:val="2"/>
+          <w:numId w:val="1"/>
         </w:numPr>
       </w:pPr>
       <w:proofErr w:type="spellStart"/>
@@ -8732,7 +8732,7 @@
         <w:pStyle w:val="Compact"/>
         <w:numPr>
           <w:ilvl w:val="0"/>
-          <w:numId w:val="2"/>
+          <w:numId w:val="1"/>
         </w:numPr>
       </w:pPr>
       <w:proofErr w:type="spellStart"/>
@@ -8753,7 +8753,7 @@
         <w:pStyle w:val="Compact"/>
         <w:numPr>
           <w:ilvl w:val="0"/>
-          <w:numId w:val="2"/>
+          <w:numId w:val="1"/>
         </w:numPr>
       </w:pPr>
       <w:proofErr w:type="spellStart"/>
@@ -8774,7 +8774,7 @@
         <w:pStyle w:val="Compact"/>
         <w:numPr>
           <w:ilvl w:val="0"/>
-          <w:numId w:val="2"/>
+          <w:numId w:val="1"/>
         </w:numPr>
       </w:pPr>
       <w:proofErr w:type="spellStart"/>
@@ -8795,7 +8795,7 @@
         <w:pStyle w:val="Compact"/>
         <w:numPr>
           <w:ilvl w:val="0"/>
-          <w:numId w:val="2"/>
+          <w:numId w:val="1"/>
         </w:numPr>
       </w:pPr>
       <w:proofErr w:type="spellStart"/>
@@ -8852,7 +8852,7 @@
         <w:pStyle w:val="Compact"/>
         <w:numPr>
           <w:ilvl w:val="0"/>
-          <w:numId w:val="2"/>
+          <w:numId w:val="1"/>
         </w:numPr>
       </w:pPr>
       <w:proofErr w:type="spellStart"/>
@@ -8873,7 +8873,7 @@
         <w:pStyle w:val="Compact"/>
         <w:numPr>
           <w:ilvl w:val="0"/>
-          <w:numId w:val="2"/>
+          <w:numId w:val="1"/>
         </w:numPr>
       </w:pPr>
       <w:proofErr w:type="spellStart"/>
@@ -8894,7 +8894,7 @@
         <w:pStyle w:val="Compact"/>
         <w:numPr>
           <w:ilvl w:val="0"/>
-          <w:numId w:val="2"/>
+          <w:numId w:val="1"/>
         </w:numPr>
       </w:pPr>
       <w:proofErr w:type="spellStart"/>
@@ -8923,7 +8923,7 @@
         <w:pStyle w:val="Compact"/>
         <w:numPr>
           <w:ilvl w:val="0"/>
-          <w:numId w:val="2"/>
+          <w:numId w:val="1"/>
         </w:numPr>
       </w:pPr>
       <w:proofErr w:type="spellStart"/>
@@ -8952,7 +8952,7 @@
         <w:pStyle w:val="Compact"/>
         <w:numPr>
           <w:ilvl w:val="0"/>
-          <w:numId w:val="2"/>
+          <w:numId w:val="1"/>
         </w:numPr>
       </w:pPr>
       <w:proofErr w:type="spellStart"/>
@@ -11723,7 +11723,7 @@
       <w:pPr>
         <w:numPr>
           <w:ilvl w:val="2"/>
-          <w:numId w:val="100"/>
+          <w:numId w:val="18"/>
         </w:numPr>
         <w:jc w:val="both"/>
         <w:rPr>
@@ -11776,7 +11776,7 @@
         <w:pStyle w:val="Compact"/>
         <w:numPr>
           <w:ilvl w:val="0"/>
-          <w:numId w:val="2"/>
+          <w:numId w:val="1"/>
         </w:numPr>
       </w:pPr>
       <w:r>
@@ -11804,7 +11804,7 @@
         <w:pStyle w:val="Compact"/>
         <w:numPr>
           <w:ilvl w:val="0"/>
-          <w:numId w:val="2"/>
+          <w:numId w:val="1"/>
         </w:numPr>
       </w:pPr>
       <w:proofErr w:type="spellStart"/>
@@ -11825,7 +11825,7 @@
         <w:pStyle w:val="Compact"/>
         <w:numPr>
           <w:ilvl w:val="0"/>
-          <w:numId w:val="2"/>
+          <w:numId w:val="1"/>
         </w:numPr>
       </w:pPr>
       <w:proofErr w:type="spellStart"/>
@@ -11846,7 +11846,7 @@
         <w:pStyle w:val="Compact"/>
         <w:numPr>
           <w:ilvl w:val="0"/>
-          <w:numId w:val="2"/>
+          <w:numId w:val="1"/>
         </w:numPr>
       </w:pPr>
       <w:proofErr w:type="spellStart"/>
@@ -12414,7 +12414,7 @@
       <w:pPr>
         <w:numPr>
           <w:ilvl w:val="2"/>
-          <w:numId w:val="100"/>
+          <w:numId w:val="18"/>
         </w:numPr>
         <w:jc w:val="both"/>
         <w:rPr>
@@ -12470,7 +12470,7 @@
         <w:pStyle w:val="Compact"/>
         <w:numPr>
           <w:ilvl w:val="0"/>
-          <w:numId w:val="2"/>
+          <w:numId w:val="1"/>
         </w:numPr>
       </w:pPr>
       <w:r>
@@ -12498,7 +12498,7 @@
         <w:pStyle w:val="Compact"/>
         <w:numPr>
           <w:ilvl w:val="0"/>
-          <w:numId w:val="2"/>
+          <w:numId w:val="1"/>
         </w:numPr>
       </w:pPr>
       <w:proofErr w:type="spellStart"/>
@@ -12519,7 +12519,7 @@
         <w:pStyle w:val="Compact"/>
         <w:numPr>
           <w:ilvl w:val="0"/>
-          <w:numId w:val="2"/>
+          <w:numId w:val="1"/>
         </w:numPr>
       </w:pPr>
       <w:proofErr w:type="spellStart"/>
@@ -12548,7 +12548,7 @@
         <w:pStyle w:val="Compact"/>
         <w:numPr>
           <w:ilvl w:val="0"/>
-          <w:numId w:val="2"/>
+          <w:numId w:val="1"/>
         </w:numPr>
       </w:pPr>
       <w:proofErr w:type="spellStart"/>
@@ -12576,7 +12576,7 @@
       <w:pPr>
         <w:numPr>
           <w:ilvl w:val="2"/>
-          <w:numId w:val="100"/>
+          <w:numId w:val="18"/>
         </w:numPr>
         <w:jc w:val="both"/>
         <w:rPr>
@@ -12628,7 +12628,7 @@
         <w:pStyle w:val="Compact"/>
         <w:numPr>
           <w:ilvl w:val="0"/>
-          <w:numId w:val="2"/>
+          <w:numId w:val="1"/>
         </w:numPr>
       </w:pPr>
       <w:r>
@@ -12659,7 +12659,7 @@
         <w:pStyle w:val="Compact"/>
         <w:numPr>
           <w:ilvl w:val="0"/>
-          <w:numId w:val="2"/>
+          <w:numId w:val="1"/>
         </w:numPr>
       </w:pPr>
       <w:r>
@@ -12678,7 +12678,7 @@
         <w:pStyle w:val="Compact"/>
         <w:numPr>
           <w:ilvl w:val="0"/>
-          <w:numId w:val="2"/>
+          <w:numId w:val="1"/>
         </w:numPr>
       </w:pPr>
       <w:r>
@@ -12705,7 +12705,7 @@
         <w:pStyle w:val="Compact"/>
         <w:numPr>
           <w:ilvl w:val="0"/>
-          <w:numId w:val="2"/>
+          <w:numId w:val="1"/>
         </w:numPr>
       </w:pPr>
       <w:proofErr w:type="spellStart"/>
@@ -12733,7 +12733,7 @@
         <w:pStyle w:val="Compact"/>
         <w:numPr>
           <w:ilvl w:val="0"/>
-          <w:numId w:val="2"/>
+          <w:numId w:val="1"/>
         </w:numPr>
       </w:pPr>
       <w:proofErr w:type="spellStart"/>
@@ -12761,7 +12761,7 @@
         <w:pStyle w:val="Compact"/>
         <w:numPr>
           <w:ilvl w:val="0"/>
-          <w:numId w:val="2"/>
+          <w:numId w:val="1"/>
         </w:numPr>
       </w:pPr>
       <w:proofErr w:type="spellStart"/>
@@ -13148,7 +13148,7 @@
       <w:pPr>
         <w:numPr>
           <w:ilvl w:val="2"/>
-          <w:numId w:val="100"/>
+          <w:numId w:val="18"/>
         </w:numPr>
         <w:jc w:val="both"/>
         <w:rPr>
@@ -13293,7 +13293,7 @@
       <w:pPr>
         <w:numPr>
           <w:ilvl w:val="2"/>
-          <w:numId w:val="100"/>
+          <w:numId w:val="18"/>
         </w:numPr>
         <w:jc w:val="both"/>
         <w:rPr>
@@ -13587,7 +13587,7 @@
         <w:pStyle w:val="Compact"/>
         <w:numPr>
           <w:ilvl w:val="0"/>
-          <w:numId w:val="2"/>
+          <w:numId w:val="1"/>
         </w:numPr>
       </w:pPr>
       <w:r>
@@ -13618,7 +13618,7 @@
         <w:pStyle w:val="Compact"/>
         <w:numPr>
           <w:ilvl w:val="0"/>
-          <w:numId w:val="2"/>
+          <w:numId w:val="1"/>
         </w:numPr>
       </w:pPr>
       <w:r>
@@ -13687,7 +13687,7 @@
         <w:pStyle w:val="Compact"/>
         <w:numPr>
           <w:ilvl w:val="0"/>
-          <w:numId w:val="2"/>
+          <w:numId w:val="1"/>
         </w:numPr>
       </w:pPr>
       <w:r>
@@ -13730,7 +13730,7 @@
         <w:pStyle w:val="Compact"/>
         <w:numPr>
           <w:ilvl w:val="0"/>
-          <w:numId w:val="2"/>
+          <w:numId w:val="1"/>
         </w:numPr>
       </w:pPr>
       <w:r>
@@ -13758,7 +13758,7 @@
         <w:pStyle w:val="Compact"/>
         <w:numPr>
           <w:ilvl w:val="0"/>
-          <w:numId w:val="2"/>
+          <w:numId w:val="1"/>
         </w:numPr>
       </w:pPr>
       <w:r>
@@ -13817,7 +13817,7 @@
       <w:pPr>
         <w:numPr>
           <w:ilvl w:val="2"/>
-          <w:numId w:val="100"/>
+          <w:numId w:val="18"/>
         </w:numPr>
         <w:jc w:val="both"/>
         <w:rPr>
@@ -16212,7 +16212,7 @@
       <w:pPr>
         <w:numPr>
           <w:ilvl w:val="1"/>
-          <w:numId w:val="100"/>
+          <w:numId w:val="18"/>
         </w:numPr>
         <w:ind w:left="0" w:firstLine="709"/>
         <w:jc w:val="both"/>
@@ -16366,7 +16366,7 @@
         <w:pStyle w:val="Compact"/>
         <w:numPr>
           <w:ilvl w:val="0"/>
-          <w:numId w:val="2"/>
+          <w:numId w:val="1"/>
         </w:numPr>
       </w:pPr>
       <w:proofErr w:type="spellStart"/>
@@ -16388,7 +16388,7 @@
         <w:pStyle w:val="Compact"/>
         <w:numPr>
           <w:ilvl w:val="0"/>
-          <w:numId w:val="2"/>
+          <w:numId w:val="1"/>
         </w:numPr>
       </w:pPr>
       <w:proofErr w:type="spellStart"/>
@@ -16409,7 +16409,7 @@
         <w:pStyle w:val="Compact"/>
         <w:numPr>
           <w:ilvl w:val="0"/>
-          <w:numId w:val="2"/>
+          <w:numId w:val="1"/>
         </w:numPr>
       </w:pPr>
       <w:proofErr w:type="spellStart"/>
@@ -16430,7 +16430,7 @@
         <w:pStyle w:val="Compact"/>
         <w:numPr>
           <w:ilvl w:val="0"/>
-          <w:numId w:val="2"/>
+          <w:numId w:val="1"/>
         </w:numPr>
       </w:pPr>
       <w:proofErr w:type="spellStart"/>
@@ -16451,7 +16451,7 @@
         <w:pStyle w:val="Compact"/>
         <w:numPr>
           <w:ilvl w:val="0"/>
-          <w:numId w:val="2"/>
+          <w:numId w:val="1"/>
         </w:numPr>
       </w:pPr>
       <w:proofErr w:type="spellStart"/>
@@ -16472,7 +16472,7 @@
         <w:pStyle w:val="Compact"/>
         <w:numPr>
           <w:ilvl w:val="0"/>
-          <w:numId w:val="2"/>
+          <w:numId w:val="1"/>
         </w:numPr>
       </w:pPr>
       <w:proofErr w:type="spellStart"/>
@@ -16493,7 +16493,7 @@
         <w:pStyle w:val="Compact"/>
         <w:numPr>
           <w:ilvl w:val="0"/>
-          <w:numId w:val="2"/>
+          <w:numId w:val="1"/>
         </w:numPr>
       </w:pPr>
       <w:proofErr w:type="spellStart"/>
@@ -16514,7 +16514,7 @@
         <w:pStyle w:val="Compact"/>
         <w:numPr>
           <w:ilvl w:val="0"/>
-          <w:numId w:val="2"/>
+          <w:numId w:val="1"/>
         </w:numPr>
       </w:pPr>
       <w:proofErr w:type="spellStart"/>
@@ -16535,7 +16535,7 @@
         <w:pStyle w:val="Compact"/>
         <w:numPr>
           <w:ilvl w:val="0"/>
-          <w:numId w:val="2"/>
+          <w:numId w:val="1"/>
         </w:numPr>
       </w:pPr>
       <w:proofErr w:type="spellStart"/>
@@ -16841,7 +16841,7 @@
       <w:pPr>
         <w:numPr>
           <w:ilvl w:val="2"/>
-          <w:numId w:val="100"/>
+          <w:numId w:val="18"/>
         </w:numPr>
         <w:jc w:val="both"/>
         <w:rPr>
@@ -17766,7 +17766,7 @@
       <w:pPr>
         <w:numPr>
           <w:ilvl w:val="1"/>
-          <w:numId w:val="100"/>
+          <w:numId w:val="18"/>
         </w:numPr>
         <w:ind w:left="0" w:firstLine="709"/>
         <w:jc w:val="both"/>
@@ -18473,7 +18473,7 @@
       <w:pPr>
         <w:numPr>
           <w:ilvl w:val="0"/>
-          <w:numId w:val="100"/>
+          <w:numId w:val="18"/>
         </w:numPr>
         <w:jc w:val="center"/>
         <w:rPr>
@@ -18507,7 +18507,7 @@
       <w:pPr>
         <w:numPr>
           <w:ilvl w:val="1"/>
-          <w:numId w:val="100"/>
+          <w:numId w:val="18"/>
         </w:numPr>
         <w:ind w:left="0" w:firstLine="709"/>
         <w:jc w:val="both"/>
@@ -18546,7 +18546,7 @@
         <w:pStyle w:val="Compact"/>
         <w:numPr>
           <w:ilvl w:val="0"/>
-          <w:numId w:val="2"/>
+          <w:numId w:val="1"/>
         </w:numPr>
         <w:rPr>
           <w:lang w:val="en-US"/>
@@ -18642,7 +18642,7 @@
         <w:pStyle w:val="Compact"/>
         <w:numPr>
           <w:ilvl w:val="0"/>
-          <w:numId w:val="2"/>
+          <w:numId w:val="1"/>
         </w:numPr>
       </w:pPr>
       <w:proofErr w:type="spellStart"/>
@@ -18679,7 +18679,7 @@
         <w:pStyle w:val="Compact"/>
         <w:numPr>
           <w:ilvl w:val="0"/>
-          <w:numId w:val="2"/>
+          <w:numId w:val="1"/>
         </w:numPr>
       </w:pPr>
       <w:proofErr w:type="spellStart"/>
@@ -18729,7 +18729,7 @@
         <w:pStyle w:val="Compact"/>
         <w:numPr>
           <w:ilvl w:val="0"/>
-          <w:numId w:val="2"/>
+          <w:numId w:val="1"/>
         </w:numPr>
       </w:pPr>
       <w:proofErr w:type="spellStart"/>
@@ -18766,7 +18766,7 @@
         <w:pStyle w:val="Compact"/>
         <w:numPr>
           <w:ilvl w:val="0"/>
-          <w:numId w:val="2"/>
+          <w:numId w:val="1"/>
         </w:numPr>
       </w:pPr>
       <w:proofErr w:type="spellStart"/>
@@ -18835,7 +18835,7 @@
         <w:pStyle w:val="Compact"/>
         <w:numPr>
           <w:ilvl w:val="0"/>
-          <w:numId w:val="2"/>
+          <w:numId w:val="1"/>
         </w:numPr>
       </w:pPr>
       <w:proofErr w:type="spellStart"/>
@@ -18872,7 +18872,7 @@
         <w:pStyle w:val="Compact"/>
         <w:numPr>
           <w:ilvl w:val="0"/>
-          <w:numId w:val="2"/>
+          <w:numId w:val="1"/>
         </w:numPr>
         <w:rPr>
           <w:lang w:val="en-US"/>
@@ -18921,7 +18921,7 @@
         <w:pStyle w:val="Compact"/>
         <w:numPr>
           <w:ilvl w:val="0"/>
-          <w:numId w:val="2"/>
+          <w:numId w:val="1"/>
         </w:numPr>
       </w:pPr>
       <w:proofErr w:type="spellStart"/>
@@ -18971,7 +18971,7 @@
         <w:pStyle w:val="Compact"/>
         <w:numPr>
           <w:ilvl w:val="0"/>
-          <w:numId w:val="2"/>
+          <w:numId w:val="1"/>
         </w:numPr>
       </w:pPr>
       <w:proofErr w:type="spellStart"/>
@@ -18992,7 +18992,7 @@
         <w:pStyle w:val="Compact"/>
         <w:numPr>
           <w:ilvl w:val="0"/>
-          <w:numId w:val="2"/>
+          <w:numId w:val="1"/>
         </w:numPr>
       </w:pPr>
       <w:proofErr w:type="spellStart"/>
@@ -19013,7 +19013,7 @@
         <w:pStyle w:val="Compact"/>
         <w:numPr>
           <w:ilvl w:val="0"/>
-          <w:numId w:val="2"/>
+          <w:numId w:val="1"/>
         </w:numPr>
       </w:pPr>
       <w:proofErr w:type="spellStart"/>
@@ -19034,7 +19034,7 @@
         <w:pStyle w:val="Compact"/>
         <w:numPr>
           <w:ilvl w:val="0"/>
-          <w:numId w:val="2"/>
+          <w:numId w:val="1"/>
         </w:numPr>
       </w:pPr>
       <w:proofErr w:type="spellStart"/>
@@ -19055,7 +19055,7 @@
         <w:pStyle w:val="Compact"/>
         <w:numPr>
           <w:ilvl w:val="0"/>
-          <w:numId w:val="2"/>
+          <w:numId w:val="1"/>
         </w:numPr>
       </w:pPr>
       <w:proofErr w:type="spellStart"/>
@@ -19076,7 +19076,7 @@
         <w:pStyle w:val="Compact"/>
         <w:numPr>
           <w:ilvl w:val="0"/>
-          <w:numId w:val="2"/>
+          <w:numId w:val="1"/>
         </w:numPr>
       </w:pPr>
       <w:proofErr w:type="spellStart"/>
@@ -19096,7 +19096,7 @@
       <w:pPr>
         <w:numPr>
           <w:ilvl w:val="1"/>
-          <w:numId w:val="100"/>
+          <w:numId w:val="18"/>
         </w:numPr>
         <w:ind w:left="0" w:firstLine="709"/>
         <w:jc w:val="both"/>
@@ -19133,7 +19133,7 @@
         <w:pStyle w:val="Compact"/>
         <w:numPr>
           <w:ilvl w:val="0"/>
-          <w:numId w:val="2"/>
+          <w:numId w:val="1"/>
         </w:numPr>
       </w:pPr>
       <w:r>
@@ -19145,7 +19145,7 @@
         <w:pStyle w:val="Compact"/>
         <w:numPr>
           <w:ilvl w:val="0"/>
-          <w:numId w:val="2"/>
+          <w:numId w:val="1"/>
         </w:numPr>
       </w:pPr>
       <w:proofErr w:type="spellStart"/>
@@ -19162,7 +19162,7 @@
         <w:pStyle w:val="Compact"/>
         <w:numPr>
           <w:ilvl w:val="0"/>
-          <w:numId w:val="2"/>
+          <w:numId w:val="1"/>
         </w:numPr>
       </w:pPr>
       <w:proofErr w:type="spellStart"/>
@@ -19179,7 +19179,7 @@
         <w:pStyle w:val="Compact"/>
         <w:numPr>
           <w:ilvl w:val="0"/>
-          <w:numId w:val="2"/>
+          <w:numId w:val="1"/>
         </w:numPr>
       </w:pPr>
       <w:proofErr w:type="spellStart"/>
@@ -19196,7 +19196,7 @@
         <w:pStyle w:val="Compact"/>
         <w:numPr>
           <w:ilvl w:val="0"/>
-          <w:numId w:val="2"/>
+          <w:numId w:val="1"/>
         </w:numPr>
       </w:pPr>
       <w:proofErr w:type="spellStart"/>
@@ -19213,7 +19213,7 @@
         <w:pStyle w:val="Compact"/>
         <w:numPr>
           <w:ilvl w:val="0"/>
-          <w:numId w:val="2"/>
+          <w:numId w:val="1"/>
         </w:numPr>
       </w:pPr>
       <w:proofErr w:type="spellStart"/>
@@ -19230,7 +19230,7 @@
         <w:pStyle w:val="Compact"/>
         <w:numPr>
           <w:ilvl w:val="0"/>
-          <w:numId w:val="2"/>
+          <w:numId w:val="1"/>
         </w:numPr>
       </w:pPr>
       <w:proofErr w:type="spellStart"/>
@@ -19276,7 +19276,7 @@
         <w:pStyle w:val="Compact"/>
         <w:numPr>
           <w:ilvl w:val="0"/>
-          <w:numId w:val="2"/>
+          <w:numId w:val="1"/>
         </w:numPr>
       </w:pPr>
       <w:proofErr w:type="spellStart"/>
@@ -19293,7 +19293,7 @@
         <w:pStyle w:val="Compact"/>
         <w:numPr>
           <w:ilvl w:val="0"/>
-          <w:numId w:val="2"/>
+          <w:numId w:val="1"/>
         </w:numPr>
       </w:pPr>
       <w:proofErr w:type="spellStart"/>
@@ -19310,7 +19310,7 @@
         <w:pStyle w:val="Compact"/>
         <w:numPr>
           <w:ilvl w:val="0"/>
-          <w:numId w:val="2"/>
+          <w:numId w:val="1"/>
         </w:numPr>
       </w:pPr>
       <w:proofErr w:type="spellStart"/>
@@ -19327,7 +19327,7 @@
         <w:pStyle w:val="Compact"/>
         <w:numPr>
           <w:ilvl w:val="0"/>
-          <w:numId w:val="2"/>
+          <w:numId w:val="1"/>
         </w:numPr>
       </w:pPr>
       <w:proofErr w:type="spellStart"/>
@@ -19352,7 +19352,7 @@
         <w:pStyle w:val="Compact"/>
         <w:numPr>
           <w:ilvl w:val="0"/>
-          <w:numId w:val="2"/>
+          <w:numId w:val="1"/>
         </w:numPr>
       </w:pPr>
       <w:proofErr w:type="spellStart"/>
@@ -19377,7 +19377,7 @@
         <w:pStyle w:val="Compact"/>
         <w:numPr>
           <w:ilvl w:val="0"/>
-          <w:numId w:val="2"/>
+          <w:numId w:val="1"/>
         </w:numPr>
       </w:pPr>
       <w:proofErr w:type="spellStart"/>
@@ -19394,7 +19394,7 @@
         <w:pStyle w:val="Compact"/>
         <w:numPr>
           <w:ilvl w:val="0"/>
-          <w:numId w:val="2"/>
+          <w:numId w:val="1"/>
         </w:numPr>
       </w:pPr>
       <w:proofErr w:type="spellStart"/>
@@ -19411,7 +19411,7 @@
         <w:pStyle w:val="Compact"/>
         <w:numPr>
           <w:ilvl w:val="0"/>
-          <w:numId w:val="2"/>
+          <w:numId w:val="1"/>
         </w:numPr>
       </w:pPr>
       <w:proofErr w:type="spellStart"/>
@@ -19428,7 +19428,7 @@
         <w:pStyle w:val="Compact"/>
         <w:numPr>
           <w:ilvl w:val="0"/>
-          <w:numId w:val="2"/>
+          <w:numId w:val="1"/>
         </w:numPr>
       </w:pPr>
       <w:proofErr w:type="spellStart"/>
@@ -19445,7 +19445,7 @@
         <w:pStyle w:val="Compact"/>
         <w:numPr>
           <w:ilvl w:val="0"/>
-          <w:numId w:val="2"/>
+          <w:numId w:val="1"/>
         </w:numPr>
       </w:pPr>
       <w:r>
@@ -19465,7 +19465,7 @@
         <w:pStyle w:val="Compact"/>
         <w:numPr>
           <w:ilvl w:val="0"/>
-          <w:numId w:val="2"/>
+          <w:numId w:val="1"/>
         </w:numPr>
       </w:pPr>
       <w:proofErr w:type="spellStart"/>
@@ -19482,7 +19482,7 @@
         <w:pStyle w:val="Compact"/>
         <w:numPr>
           <w:ilvl w:val="0"/>
-          <w:numId w:val="2"/>
+          <w:numId w:val="1"/>
         </w:numPr>
       </w:pPr>
       <w:proofErr w:type="spellStart"/>
@@ -19507,7 +19507,7 @@
         <w:pStyle w:val="Compact"/>
         <w:numPr>
           <w:ilvl w:val="0"/>
-          <w:numId w:val="2"/>
+          <w:numId w:val="1"/>
         </w:numPr>
       </w:pPr>
       <w:proofErr w:type="spellStart"/>
@@ -19524,7 +19524,7 @@
         <w:pStyle w:val="Compact"/>
         <w:numPr>
           <w:ilvl w:val="0"/>
-          <w:numId w:val="2"/>
+          <w:numId w:val="1"/>
         </w:numPr>
         <w:spacing w:before="180" w:after="180"/>
         <w:ind w:left="714" w:hanging="357"/>
@@ -19544,7 +19544,7 @@
       <w:pPr>
         <w:numPr>
           <w:ilvl w:val="1"/>
-          <w:numId w:val="100"/>
+          <w:numId w:val="18"/>
         </w:numPr>
         <w:ind w:left="0" w:firstLine="709"/>
         <w:jc w:val="both"/>
@@ -19601,7 +19601,7 @@
         <w:pStyle w:val="Compact"/>
         <w:numPr>
           <w:ilvl w:val="0"/>
-          <w:numId w:val="2"/>
+          <w:numId w:val="1"/>
         </w:numPr>
       </w:pPr>
       <w:proofErr w:type="spellStart"/>
@@ -19663,7 +19663,7 @@
         <w:pStyle w:val="Compact"/>
         <w:numPr>
           <w:ilvl w:val="0"/>
-          <w:numId w:val="2"/>
+          <w:numId w:val="1"/>
         </w:numPr>
       </w:pPr>
       <w:r>
@@ -19694,7 +19694,7 @@
         <w:pStyle w:val="Compact"/>
         <w:numPr>
           <w:ilvl w:val="0"/>
-          <w:numId w:val="2"/>
+          <w:numId w:val="1"/>
         </w:numPr>
       </w:pPr>
       <w:r>
@@ -19744,7 +19744,7 @@
         <w:pStyle w:val="Compact"/>
         <w:numPr>
           <w:ilvl w:val="0"/>
-          <w:numId w:val="2"/>
+          <w:numId w:val="1"/>
         </w:numPr>
         <w:rPr>
           <w:lang w:val="en-US"/>
@@ -19817,7 +19817,7 @@
         <w:pStyle w:val="Compact"/>
         <w:numPr>
           <w:ilvl w:val="0"/>
-          <w:numId w:val="2"/>
+          <w:numId w:val="1"/>
         </w:numPr>
       </w:pPr>
       <w:r>
@@ -19848,7 +19848,7 @@
         <w:pStyle w:val="Compact"/>
         <w:numPr>
           <w:ilvl w:val="0"/>
-          <w:numId w:val="2"/>
+          <w:numId w:val="1"/>
         </w:numPr>
       </w:pPr>
       <w:r>
@@ -19879,7 +19879,7 @@
         <w:pStyle w:val="Compact"/>
         <w:numPr>
           <w:ilvl w:val="0"/>
-          <w:numId w:val="2"/>
+          <w:numId w:val="1"/>
         </w:numPr>
       </w:pPr>
       <w:r>
@@ -19986,7 +19986,7 @@
         <w:pStyle w:val="Compact"/>
         <w:numPr>
           <w:ilvl w:val="0"/>
-          <w:numId w:val="2"/>
+          <w:numId w:val="1"/>
         </w:numPr>
       </w:pPr>
       <w:r>
@@ -20016,7 +20016,7 @@
       <w:pPr>
         <w:numPr>
           <w:ilvl w:val="1"/>
-          <w:numId w:val="100"/>
+          <w:numId w:val="18"/>
         </w:numPr>
         <w:ind w:left="0" w:firstLine="709"/>
         <w:jc w:val="both"/>
@@ -20050,7 +20050,7 @@
         <w:pStyle w:val="Compact"/>
         <w:numPr>
           <w:ilvl w:val="0"/>
-          <w:numId w:val="84"/>
+          <w:numId w:val="12"/>
         </w:numPr>
       </w:pPr>
       <w:proofErr w:type="spellStart"/>
@@ -20067,7 +20067,7 @@
         <w:pStyle w:val="Compact"/>
         <w:numPr>
           <w:ilvl w:val="0"/>
-          <w:numId w:val="84"/>
+          <w:numId w:val="12"/>
         </w:numPr>
       </w:pPr>
       <w:proofErr w:type="spellStart"/>
@@ -20096,7 +20096,7 @@
         <w:pStyle w:val="Compact"/>
         <w:numPr>
           <w:ilvl w:val="0"/>
-          <w:numId w:val="84"/>
+          <w:numId w:val="12"/>
         </w:numPr>
       </w:pPr>
       <w:r>
@@ -20123,7 +20123,7 @@
         <w:pStyle w:val="Compact"/>
         <w:numPr>
           <w:ilvl w:val="0"/>
-          <w:numId w:val="84"/>
+          <w:numId w:val="12"/>
         </w:numPr>
       </w:pPr>
       <w:proofErr w:type="spellStart"/>
@@ -20140,7 +20140,7 @@
         <w:pStyle w:val="Compact"/>
         <w:numPr>
           <w:ilvl w:val="0"/>
-          <w:numId w:val="84"/>
+          <w:numId w:val="12"/>
         </w:numPr>
       </w:pPr>
       <w:proofErr w:type="spellStart"/>
@@ -20182,7 +20182,7 @@
         <w:pStyle w:val="Compact"/>
         <w:numPr>
           <w:ilvl w:val="0"/>
-          <w:numId w:val="84"/>
+          <w:numId w:val="12"/>
         </w:numPr>
       </w:pPr>
       <w:proofErr w:type="spellStart"/>
@@ -20207,7 +20207,7 @@
         <w:pStyle w:val="Compact"/>
         <w:numPr>
           <w:ilvl w:val="0"/>
-          <w:numId w:val="84"/>
+          <w:numId w:val="12"/>
         </w:numPr>
       </w:pPr>
       <w:proofErr w:type="spellStart"/>
@@ -20231,7 +20231,7 @@
       <w:pPr>
         <w:numPr>
           <w:ilvl w:val="1"/>
-          <w:numId w:val="100"/>
+          <w:numId w:val="18"/>
         </w:numPr>
         <w:ind w:left="0" w:firstLine="709"/>
         <w:jc w:val="both"/>
@@ -20393,7 +20393,7 @@
         <w:pStyle w:val="Compact"/>
         <w:numPr>
           <w:ilvl w:val="0"/>
-          <w:numId w:val="2"/>
+          <w:numId w:val="1"/>
         </w:numPr>
       </w:pPr>
       <w:r>
@@ -20405,7 +20405,7 @@
         <w:pStyle w:val="Compact"/>
         <w:numPr>
           <w:ilvl w:val="0"/>
-          <w:numId w:val="2"/>
+          <w:numId w:val="1"/>
         </w:numPr>
       </w:pPr>
       <w:r>
@@ -20417,7 +20417,7 @@
         <w:pStyle w:val="Compact"/>
         <w:numPr>
           <w:ilvl w:val="0"/>
-          <w:numId w:val="2"/>
+          <w:numId w:val="1"/>
         </w:numPr>
       </w:pPr>
       <w:r>
@@ -20432,7 +20432,7 @@
         <w:pStyle w:val="Compact"/>
         <w:numPr>
           <w:ilvl w:val="0"/>
-          <w:numId w:val="2"/>
+          <w:numId w:val="1"/>
         </w:numPr>
       </w:pPr>
       <w:r>
@@ -20490,7 +20490,7 @@
       <w:pPr>
         <w:numPr>
           <w:ilvl w:val="1"/>
-          <w:numId w:val="100"/>
+          <w:numId w:val="18"/>
         </w:numPr>
         <w:ind w:left="0" w:firstLine="709"/>
         <w:jc w:val="both"/>
@@ -20577,7 +20577,7 @@
         <w:pStyle w:val="Compact"/>
         <w:numPr>
           <w:ilvl w:val="0"/>
-          <w:numId w:val="2"/>
+          <w:numId w:val="1"/>
         </w:numPr>
       </w:pPr>
       <w:r>
@@ -20589,7 +20589,7 @@
         <w:pStyle w:val="Compact"/>
         <w:numPr>
           <w:ilvl w:val="0"/>
-          <w:numId w:val="2"/>
+          <w:numId w:val="1"/>
         </w:numPr>
       </w:pPr>
       <w:r>
@@ -20601,7 +20601,7 @@
         <w:pStyle w:val="Compact"/>
         <w:numPr>
           <w:ilvl w:val="0"/>
-          <w:numId w:val="2"/>
+          <w:numId w:val="1"/>
         </w:numPr>
       </w:pPr>
       <w:r>
@@ -20613,7 +20613,7 @@
         <w:pStyle w:val="Compact"/>
         <w:numPr>
           <w:ilvl w:val="0"/>
-          <w:numId w:val="2"/>
+          <w:numId w:val="1"/>
         </w:numPr>
       </w:pPr>
       <w:r>
@@ -20625,7 +20625,7 @@
         <w:pStyle w:val="Compact"/>
         <w:numPr>
           <w:ilvl w:val="0"/>
-          <w:numId w:val="2"/>
+          <w:numId w:val="1"/>
         </w:numPr>
       </w:pPr>
       <w:r>
@@ -20637,7 +20637,7 @@
         <w:pStyle w:val="Compact"/>
         <w:numPr>
           <w:ilvl w:val="0"/>
-          <w:numId w:val="2"/>
+          <w:numId w:val="1"/>
         </w:numPr>
       </w:pPr>
       <w:r>
@@ -20649,7 +20649,7 @@
         <w:pStyle w:val="Compact"/>
         <w:numPr>
           <w:ilvl w:val="0"/>
-          <w:numId w:val="2"/>
+          <w:numId w:val="1"/>
         </w:numPr>
       </w:pPr>
       <w:proofErr w:type="spellStart"/>
@@ -20844,7 +20844,7 @@
       <w:pPr>
         <w:numPr>
           <w:ilvl w:val="1"/>
-          <w:numId w:val="100"/>
+          <w:numId w:val="18"/>
         </w:numPr>
         <w:ind w:left="0" w:firstLine="709"/>
         <w:jc w:val="both"/>
@@ -20912,7 +20912,7 @@
         <w:pStyle w:val="Compact"/>
         <w:numPr>
           <w:ilvl w:val="0"/>
-          <w:numId w:val="2"/>
+          <w:numId w:val="1"/>
         </w:numPr>
       </w:pPr>
       <w:r>
@@ -20924,7 +20924,7 @@
         <w:pStyle w:val="Compact"/>
         <w:numPr>
           <w:ilvl w:val="0"/>
-          <w:numId w:val="2"/>
+          <w:numId w:val="1"/>
         </w:numPr>
       </w:pPr>
       <w:r>
@@ -20936,7 +20936,7 @@
         <w:pStyle w:val="Compact"/>
         <w:numPr>
           <w:ilvl w:val="0"/>
-          <w:numId w:val="2"/>
+          <w:numId w:val="1"/>
         </w:numPr>
       </w:pPr>
       <w:r>
@@ -20949,7 +20949,7 @@
         <w:pStyle w:val="Compact"/>
         <w:numPr>
           <w:ilvl w:val="0"/>
-          <w:numId w:val="2"/>
+          <w:numId w:val="1"/>
         </w:numPr>
       </w:pPr>
       <w:r>
@@ -20961,7 +20961,7 @@
         <w:pStyle w:val="Compact"/>
         <w:numPr>
           <w:ilvl w:val="0"/>
-          <w:numId w:val="2"/>
+          <w:numId w:val="1"/>
         </w:numPr>
       </w:pPr>
       <w:r>
@@ -20973,7 +20973,7 @@
         <w:pStyle w:val="Compact"/>
         <w:numPr>
           <w:ilvl w:val="0"/>
-          <w:numId w:val="2"/>
+          <w:numId w:val="1"/>
         </w:numPr>
       </w:pPr>
       <w:r>
@@ -21051,7 +21051,7 @@
       <w:pPr>
         <w:numPr>
           <w:ilvl w:val="0"/>
-          <w:numId w:val="100"/>
+          <w:numId w:val="18"/>
         </w:numPr>
         <w:jc w:val="center"/>
         <w:rPr>
@@ -21085,7 +21085,7 @@
       <w:pPr>
         <w:numPr>
           <w:ilvl w:val="1"/>
-          <w:numId w:val="100"/>
+          <w:numId w:val="18"/>
         </w:numPr>
         <w:spacing w:before="180" w:after="180"/>
         <w:ind w:left="0" w:firstLine="709"/>
@@ -21128,7 +21128,7 @@
         <w:pStyle w:val="Compact"/>
         <w:numPr>
           <w:ilvl w:val="0"/>
-          <w:numId w:val="2"/>
+          <w:numId w:val="1"/>
         </w:numPr>
       </w:pPr>
       <w:r>
@@ -21156,7 +21156,7 @@
         <w:pStyle w:val="Compact"/>
         <w:numPr>
           <w:ilvl w:val="0"/>
-          <w:numId w:val="2"/>
+          <w:numId w:val="1"/>
         </w:numPr>
       </w:pPr>
       <w:r>
@@ -21176,7 +21176,7 @@
         <w:pStyle w:val="Compact"/>
         <w:numPr>
           <w:ilvl w:val="0"/>
-          <w:numId w:val="2"/>
+          <w:numId w:val="1"/>
         </w:numPr>
       </w:pPr>
       <w:r>
@@ -21199,7 +21199,7 @@
         <w:pStyle w:val="Compact"/>
         <w:numPr>
           <w:ilvl w:val="0"/>
-          <w:numId w:val="2"/>
+          <w:numId w:val="1"/>
         </w:numPr>
       </w:pPr>
       <w:r>
@@ -21211,7 +21211,7 @@
         <w:pStyle w:val="Compact"/>
         <w:numPr>
           <w:ilvl w:val="0"/>
-          <w:numId w:val="2"/>
+          <w:numId w:val="1"/>
         </w:numPr>
       </w:pPr>
       <w:r>
@@ -21223,7 +21223,7 @@
         <w:pStyle w:val="Compact"/>
         <w:numPr>
           <w:ilvl w:val="0"/>
-          <w:numId w:val="2"/>
+          <w:numId w:val="1"/>
         </w:numPr>
       </w:pPr>
       <w:r>
@@ -21235,7 +21235,7 @@
         <w:pStyle w:val="Compact"/>
         <w:numPr>
           <w:ilvl w:val="0"/>
-          <w:numId w:val="2"/>
+          <w:numId w:val="1"/>
         </w:numPr>
       </w:pPr>
       <w:r>
@@ -21247,7 +21247,7 @@
         <w:pStyle w:val="Compact"/>
         <w:numPr>
           <w:ilvl w:val="0"/>
-          <w:numId w:val="2"/>
+          <w:numId w:val="1"/>
         </w:numPr>
       </w:pPr>
       <w:r>
@@ -21267,7 +21267,7 @@
         <w:pStyle w:val="Compact"/>
         <w:numPr>
           <w:ilvl w:val="0"/>
-          <w:numId w:val="2"/>
+          <w:numId w:val="1"/>
         </w:numPr>
       </w:pPr>
       <w:r>
@@ -21279,7 +21279,7 @@
         <w:pStyle w:val="Compact"/>
         <w:numPr>
           <w:ilvl w:val="0"/>
-          <w:numId w:val="2"/>
+          <w:numId w:val="1"/>
         </w:numPr>
       </w:pPr>
       <w:r>
@@ -21299,7 +21299,7 @@
         <w:pStyle w:val="Compact"/>
         <w:numPr>
           <w:ilvl w:val="0"/>
-          <w:numId w:val="2"/>
+          <w:numId w:val="1"/>
         </w:numPr>
       </w:pPr>
       <w:r>
@@ -21311,7 +21311,7 @@
         <w:pStyle w:val="Compact"/>
         <w:numPr>
           <w:ilvl w:val="0"/>
-          <w:numId w:val="2"/>
+          <w:numId w:val="1"/>
         </w:numPr>
       </w:pPr>
       <w:r>
@@ -21323,7 +21323,7 @@
         <w:pStyle w:val="Compact"/>
         <w:numPr>
           <w:ilvl w:val="0"/>
-          <w:numId w:val="2"/>
+          <w:numId w:val="1"/>
         </w:numPr>
         <w:rPr>
           <w:lang w:val="en-US"/>
@@ -21402,7 +21402,7 @@
       <w:pPr>
         <w:numPr>
           <w:ilvl w:val="1"/>
-          <w:numId w:val="100"/>
+          <w:numId w:val="18"/>
         </w:numPr>
         <w:spacing w:before="180" w:after="180"/>
         <w:ind w:left="0" w:firstLine="709"/>
@@ -21437,7 +21437,7 @@
         <w:pStyle w:val="Compact"/>
         <w:numPr>
           <w:ilvl w:val="0"/>
-          <w:numId w:val="2"/>
+          <w:numId w:val="1"/>
         </w:numPr>
       </w:pPr>
       <w:r>
@@ -21458,7 +21458,7 @@
         <w:pStyle w:val="Compact"/>
         <w:numPr>
           <w:ilvl w:val="0"/>
-          <w:numId w:val="2"/>
+          <w:numId w:val="1"/>
         </w:numPr>
       </w:pPr>
       <w:proofErr w:type="spellStart"/>
@@ -21483,7 +21483,7 @@
         <w:pStyle w:val="Compact"/>
         <w:numPr>
           <w:ilvl w:val="0"/>
-          <w:numId w:val="2"/>
+          <w:numId w:val="1"/>
         </w:numPr>
       </w:pPr>
       <w:r>
@@ -21495,7 +21495,7 @@
         <w:pStyle w:val="Compact"/>
         <w:numPr>
           <w:ilvl w:val="0"/>
-          <w:numId w:val="2"/>
+          <w:numId w:val="1"/>
         </w:numPr>
       </w:pPr>
       <w:r>
@@ -21515,7 +21515,7 @@
         <w:pStyle w:val="Compact"/>
         <w:numPr>
           <w:ilvl w:val="0"/>
-          <w:numId w:val="2"/>
+          <w:numId w:val="1"/>
         </w:numPr>
       </w:pPr>
       <w:r>
@@ -21526,7 +21526,7 @@
       <w:pPr>
         <w:numPr>
           <w:ilvl w:val="1"/>
-          <w:numId w:val="100"/>
+          <w:numId w:val="18"/>
         </w:numPr>
         <w:spacing w:before="180" w:after="180"/>
         <w:ind w:left="0" w:firstLine="709"/>
@@ -21561,7 +21561,7 @@
         <w:pStyle w:val="Compact"/>
         <w:numPr>
           <w:ilvl w:val="0"/>
-          <w:numId w:val="2"/>
+          <w:numId w:val="1"/>
         </w:numPr>
       </w:pPr>
       <w:r>
@@ -21581,7 +21581,7 @@
         <w:pStyle w:val="Compact"/>
         <w:numPr>
           <w:ilvl w:val="0"/>
-          <w:numId w:val="2"/>
+          <w:numId w:val="1"/>
         </w:numPr>
       </w:pPr>
       <w:r>
@@ -21593,7 +21593,7 @@
         <w:pStyle w:val="Compact"/>
         <w:numPr>
           <w:ilvl w:val="0"/>
-          <w:numId w:val="2"/>
+          <w:numId w:val="1"/>
         </w:numPr>
       </w:pPr>
       <w:r>
@@ -21605,7 +21605,7 @@
         <w:pStyle w:val="Compact"/>
         <w:numPr>
           <w:ilvl w:val="0"/>
-          <w:numId w:val="2"/>
+          <w:numId w:val="1"/>
         </w:numPr>
       </w:pPr>
       <w:r>
@@ -21617,7 +21617,7 @@
         <w:pStyle w:val="Compact"/>
         <w:numPr>
           <w:ilvl w:val="0"/>
-          <w:numId w:val="2"/>
+          <w:numId w:val="1"/>
         </w:numPr>
       </w:pPr>
       <w:r>
@@ -21629,7 +21629,7 @@
         <w:pStyle w:val="Compact"/>
         <w:numPr>
           <w:ilvl w:val="0"/>
-          <w:numId w:val="2"/>
+          <w:numId w:val="1"/>
         </w:numPr>
       </w:pPr>
       <w:r>
@@ -21641,7 +21641,7 @@
         <w:pStyle w:val="Compact"/>
         <w:numPr>
           <w:ilvl w:val="0"/>
-          <w:numId w:val="2"/>
+          <w:numId w:val="1"/>
         </w:numPr>
       </w:pPr>
       <w:r>
@@ -21671,7 +21671,7 @@
       <w:pPr>
         <w:numPr>
           <w:ilvl w:val="0"/>
-          <w:numId w:val="100"/>
+          <w:numId w:val="18"/>
         </w:numPr>
         <w:jc w:val="center"/>
         <w:rPr>
@@ -21705,7 +21705,7 @@
       <w:pPr>
         <w:numPr>
           <w:ilvl w:val="1"/>
-          <w:numId w:val="100"/>
+          <w:numId w:val="18"/>
         </w:numPr>
         <w:spacing w:before="180" w:after="180"/>
         <w:ind w:left="0" w:firstLine="709"/>
@@ -21749,7 +21749,7 @@
         <w:pStyle w:val="Compact"/>
         <w:numPr>
           <w:ilvl w:val="0"/>
-          <w:numId w:val="2"/>
+          <w:numId w:val="1"/>
         </w:numPr>
       </w:pPr>
       <w:proofErr w:type="spellStart"/>
@@ -21766,7 +21766,7 @@
         <w:pStyle w:val="Compact"/>
         <w:numPr>
           <w:ilvl w:val="0"/>
-          <w:numId w:val="2"/>
+          <w:numId w:val="1"/>
         </w:numPr>
       </w:pPr>
       <w:proofErr w:type="spellStart"/>
@@ -21783,7 +21783,7 @@
         <w:pStyle w:val="Compact"/>
         <w:numPr>
           <w:ilvl w:val="0"/>
-          <w:numId w:val="2"/>
+          <w:numId w:val="1"/>
         </w:numPr>
       </w:pPr>
       <w:proofErr w:type="spellStart"/>
@@ -22113,7 +22113,7 @@
         <w:pStyle w:val="Compact"/>
         <w:numPr>
           <w:ilvl w:val="0"/>
-          <w:numId w:val="2"/>
+          <w:numId w:val="1"/>
         </w:numPr>
       </w:pPr>
       <w:bookmarkStart w:id="18" w:name="состав-docker-compose"/>
@@ -22154,7 +22154,7 @@
         <w:pStyle w:val="Compact"/>
         <w:numPr>
           <w:ilvl w:val="0"/>
-          <w:numId w:val="2"/>
+          <w:numId w:val="1"/>
         </w:numPr>
       </w:pPr>
       <w:proofErr w:type="spellStart"/>
@@ -22183,7 +22183,7 @@
         <w:pStyle w:val="Compact"/>
         <w:numPr>
           <w:ilvl w:val="0"/>
-          <w:numId w:val="2"/>
+          <w:numId w:val="1"/>
         </w:numPr>
       </w:pPr>
       <w:proofErr w:type="spellStart"/>
@@ -22252,7 +22252,7 @@
       <w:pPr>
         <w:numPr>
           <w:ilvl w:val="1"/>
-          <w:numId w:val="100"/>
+          <w:numId w:val="18"/>
         </w:numPr>
         <w:spacing w:before="180" w:after="180"/>
         <w:ind w:left="0" w:firstLine="709"/>
@@ -22289,7 +22289,7 @@
         <w:pStyle w:val="Compact"/>
         <w:numPr>
           <w:ilvl w:val="0"/>
-          <w:numId w:val="93"/>
+          <w:numId w:val="13"/>
         </w:numPr>
       </w:pPr>
       <w:bookmarkStart w:id="19" w:name="поиск-по-рисунку"/>
@@ -22302,7 +22302,7 @@
         <w:pStyle w:val="Compact"/>
         <w:numPr>
           <w:ilvl w:val="0"/>
-          <w:numId w:val="93"/>
+          <w:numId w:val="13"/>
         </w:numPr>
       </w:pPr>
       <w:r>
@@ -22314,7 +22314,7 @@
         <w:pStyle w:val="Compact"/>
         <w:numPr>
           <w:ilvl w:val="0"/>
-          <w:numId w:val="93"/>
+          <w:numId w:val="13"/>
         </w:numPr>
       </w:pPr>
       <w:r>
@@ -22326,7 +22326,7 @@
         <w:pStyle w:val="Compact"/>
         <w:numPr>
           <w:ilvl w:val="0"/>
-          <w:numId w:val="93"/>
+          <w:numId w:val="13"/>
         </w:numPr>
       </w:pPr>
       <w:r>
@@ -22338,7 +22338,7 @@
         <w:pStyle w:val="Compact"/>
         <w:numPr>
           <w:ilvl w:val="0"/>
-          <w:numId w:val="93"/>
+          <w:numId w:val="13"/>
         </w:numPr>
       </w:pPr>
       <w:r>
@@ -22385,7 +22385,7 @@
         <w:pStyle w:val="Compact"/>
         <w:numPr>
           <w:ilvl w:val="0"/>
-          <w:numId w:val="94"/>
+          <w:numId w:val="14"/>
         </w:numPr>
       </w:pPr>
       <w:bookmarkStart w:id="20" w:name="поиск-по-радикалам-1"/>
@@ -22399,7 +22399,7 @@
         <w:pStyle w:val="Compact"/>
         <w:numPr>
           <w:ilvl w:val="0"/>
-          <w:numId w:val="94"/>
+          <w:numId w:val="14"/>
         </w:numPr>
       </w:pPr>
       <w:r>
@@ -22411,7 +22411,7 @@
         <w:pStyle w:val="Compact"/>
         <w:numPr>
           <w:ilvl w:val="0"/>
-          <w:numId w:val="94"/>
+          <w:numId w:val="14"/>
         </w:numPr>
       </w:pPr>
       <w:r>
@@ -22423,7 +22423,7 @@
         <w:pStyle w:val="Compact"/>
         <w:numPr>
           <w:ilvl w:val="0"/>
-          <w:numId w:val="94"/>
+          <w:numId w:val="14"/>
         </w:numPr>
       </w:pPr>
       <w:r>
@@ -22457,7 +22457,7 @@
         <w:pStyle w:val="Compact"/>
         <w:numPr>
           <w:ilvl w:val="0"/>
-          <w:numId w:val="2"/>
+          <w:numId w:val="1"/>
         </w:numPr>
       </w:pPr>
       <w:r>
@@ -22469,7 +22469,7 @@
         <w:pStyle w:val="Compact"/>
         <w:numPr>
           <w:ilvl w:val="0"/>
-          <w:numId w:val="2"/>
+          <w:numId w:val="1"/>
         </w:numPr>
       </w:pPr>
       <w:r>
@@ -22481,7 +22481,7 @@
         <w:pStyle w:val="Compact"/>
         <w:numPr>
           <w:ilvl w:val="0"/>
-          <w:numId w:val="2"/>
+          <w:numId w:val="1"/>
         </w:numPr>
       </w:pPr>
       <w:r>
@@ -22493,7 +22493,7 @@
         <w:pStyle w:val="Compact"/>
         <w:numPr>
           <w:ilvl w:val="0"/>
-          <w:numId w:val="2"/>
+          <w:numId w:val="1"/>
         </w:numPr>
       </w:pPr>
       <w:r>
@@ -22505,7 +22505,7 @@
         <w:pStyle w:val="Compact"/>
         <w:numPr>
           <w:ilvl w:val="0"/>
-          <w:numId w:val="2"/>
+          <w:numId w:val="1"/>
         </w:numPr>
       </w:pPr>
       <w:r>
@@ -22518,7 +22518,7 @@
         <w:pStyle w:val="Compact"/>
         <w:numPr>
           <w:ilvl w:val="0"/>
-          <w:numId w:val="2"/>
+          <w:numId w:val="1"/>
         </w:numPr>
       </w:pPr>
       <w:r>
@@ -22530,7 +22530,7 @@
         <w:pStyle w:val="Compact"/>
         <w:numPr>
           <w:ilvl w:val="0"/>
-          <w:numId w:val="2"/>
+          <w:numId w:val="1"/>
         </w:numPr>
       </w:pPr>
       <w:r>
@@ -22542,7 +22542,7 @@
         <w:pStyle w:val="Compact"/>
         <w:numPr>
           <w:ilvl w:val="0"/>
-          <w:numId w:val="2"/>
+          <w:numId w:val="1"/>
         </w:numPr>
       </w:pPr>
       <w:r>
@@ -22554,7 +22554,7 @@
         <w:pStyle w:val="Compact"/>
         <w:numPr>
           <w:ilvl w:val="0"/>
-          <w:numId w:val="2"/>
+          <w:numId w:val="1"/>
         </w:numPr>
       </w:pPr>
       <w:r>
@@ -22586,7 +22586,7 @@
         <w:pStyle w:val="Compact"/>
         <w:numPr>
           <w:ilvl w:val="0"/>
-          <w:numId w:val="96"/>
+          <w:numId w:val="15"/>
         </w:numPr>
       </w:pPr>
       <w:bookmarkStart w:id="22" w:name="диаграммы"/>
@@ -22600,7 +22600,7 @@
         <w:pStyle w:val="Compact"/>
         <w:numPr>
           <w:ilvl w:val="0"/>
-          <w:numId w:val="96"/>
+          <w:numId w:val="15"/>
         </w:numPr>
       </w:pPr>
       <w:r>
@@ -22612,7 +22612,7 @@
         <w:pStyle w:val="Compact"/>
         <w:numPr>
           <w:ilvl w:val="0"/>
-          <w:numId w:val="96"/>
+          <w:numId w:val="15"/>
         </w:numPr>
       </w:pPr>
       <w:r>
@@ -22624,7 +22624,7 @@
         <w:pStyle w:val="Compact"/>
         <w:numPr>
           <w:ilvl w:val="0"/>
-          <w:numId w:val="96"/>
+          <w:numId w:val="15"/>
         </w:numPr>
       </w:pPr>
       <w:r>
@@ -22636,7 +22636,7 @@
         <w:pStyle w:val="Compact"/>
         <w:numPr>
           <w:ilvl w:val="0"/>
-          <w:numId w:val="96"/>
+          <w:numId w:val="15"/>
         </w:numPr>
       </w:pPr>
       <w:r>
@@ -22661,7 +22661,7 @@
         <w:pStyle w:val="Compact"/>
         <w:numPr>
           <w:ilvl w:val="0"/>
-          <w:numId w:val="97"/>
+          <w:numId w:val="16"/>
         </w:numPr>
       </w:pPr>
       <w:r>
@@ -22673,7 +22673,7 @@
         <w:pStyle w:val="Compact"/>
         <w:numPr>
           <w:ilvl w:val="0"/>
-          <w:numId w:val="97"/>
+          <w:numId w:val="16"/>
         </w:numPr>
       </w:pPr>
       <w:r>
@@ -22685,7 +22685,7 @@
         <w:pStyle w:val="Compact"/>
         <w:numPr>
           <w:ilvl w:val="0"/>
-          <w:numId w:val="97"/>
+          <w:numId w:val="16"/>
         </w:numPr>
       </w:pPr>
       <w:r>
@@ -22770,7 +22770,7 @@
         <w:pStyle w:val="Compact"/>
         <w:numPr>
           <w:ilvl w:val="0"/>
-          <w:numId w:val="2"/>
+          <w:numId w:val="1"/>
         </w:numPr>
       </w:pPr>
       <w:r>
@@ -22782,7 +22782,7 @@
         <w:pStyle w:val="Compact"/>
         <w:numPr>
           <w:ilvl w:val="0"/>
-          <w:numId w:val="2"/>
+          <w:numId w:val="1"/>
         </w:numPr>
       </w:pPr>
       <w:r>
@@ -22795,7 +22795,7 @@
         <w:pStyle w:val="Compact"/>
         <w:numPr>
           <w:ilvl w:val="0"/>
-          <w:numId w:val="2"/>
+          <w:numId w:val="1"/>
         </w:numPr>
       </w:pPr>
       <w:r>
@@ -22836,7 +22836,7 @@
       <w:pPr>
         <w:numPr>
           <w:ilvl w:val="0"/>
-          <w:numId w:val="100"/>
+          <w:numId w:val="18"/>
         </w:numPr>
         <w:jc w:val="center"/>
         <w:rPr>
@@ -22925,7 +22925,7 @@
         <w:pStyle w:val="Compact"/>
         <w:numPr>
           <w:ilvl w:val="0"/>
-          <w:numId w:val="99"/>
+          <w:numId w:val="17"/>
         </w:numPr>
         <w:rPr>
           <w:lang w:val="en-US"/>
@@ -22976,7 +22976,7 @@
         <w:pStyle w:val="Compact"/>
         <w:numPr>
           <w:ilvl w:val="0"/>
-          <w:numId w:val="99"/>
+          <w:numId w:val="17"/>
         </w:numPr>
         <w:rPr>
           <w:lang w:val="en-US"/>
@@ -23027,7 +23027,7 @@
         <w:pStyle w:val="Compact"/>
         <w:numPr>
           <w:ilvl w:val="0"/>
-          <w:numId w:val="99"/>
+          <w:numId w:val="17"/>
         </w:numPr>
         <w:rPr>
           <w:lang w:val="en-US"/>
@@ -23086,7 +23086,7 @@
         <w:pStyle w:val="Compact"/>
         <w:numPr>
           <w:ilvl w:val="0"/>
-          <w:numId w:val="99"/>
+          <w:numId w:val="17"/>
         </w:numPr>
         <w:rPr>
           <w:lang w:val="en-US"/>
@@ -23145,7 +23145,7 @@
         <w:pStyle w:val="Compact"/>
         <w:numPr>
           <w:ilvl w:val="0"/>
-          <w:numId w:val="99"/>
+          <w:numId w:val="17"/>
         </w:numPr>
         <w:rPr>
           <w:lang w:val="en-US"/>
@@ -23196,7 +23196,7 @@
         <w:pStyle w:val="Compact"/>
         <w:numPr>
           <w:ilvl w:val="0"/>
-          <w:numId w:val="99"/>
+          <w:numId w:val="17"/>
         </w:numPr>
         <w:rPr>
           <w:lang w:val="en-US"/>
@@ -23247,7 +23247,7 @@
         <w:pStyle w:val="Compact"/>
         <w:numPr>
           <w:ilvl w:val="0"/>
-          <w:numId w:val="99"/>
+          <w:numId w:val="17"/>
         </w:numPr>
         <w:rPr>
           <w:lang w:val="en-US"/>
@@ -23306,7 +23306,7 @@
         <w:pStyle w:val="Compact"/>
         <w:numPr>
           <w:ilvl w:val="0"/>
-          <w:numId w:val="99"/>
+          <w:numId w:val="17"/>
         </w:numPr>
         <w:rPr>
           <w:lang w:val="en-US"/>
@@ -23357,7 +23357,7 @@
         <w:pStyle w:val="Compact"/>
         <w:numPr>
           <w:ilvl w:val="0"/>
-          <w:numId w:val="99"/>
+          <w:numId w:val="17"/>
         </w:numPr>
         <w:rPr>
           <w:lang w:val="en-US"/>
@@ -23408,7 +23408,7 @@
         <w:pStyle w:val="Compact"/>
         <w:numPr>
           <w:ilvl w:val="0"/>
-          <w:numId w:val="99"/>
+          <w:numId w:val="17"/>
         </w:numPr>
         <w:rPr>
           <w:lang w:val="en-US"/>
@@ -23459,7 +23459,7 @@
         <w:pStyle w:val="Compact"/>
         <w:numPr>
           <w:ilvl w:val="0"/>
-          <w:numId w:val="99"/>
+          <w:numId w:val="17"/>
         </w:numPr>
         <w:rPr>
           <w:lang w:val="en-US"/>
@@ -23519,7 +23519,7 @@
         <w:pStyle w:val="Compact"/>
         <w:numPr>
           <w:ilvl w:val="0"/>
-          <w:numId w:val="99"/>
+          <w:numId w:val="17"/>
         </w:numPr>
       </w:pPr>
       <w:r>
@@ -23542,7 +23542,7 @@
         <w:pStyle w:val="Compact"/>
         <w:numPr>
           <w:ilvl w:val="0"/>
-          <w:numId w:val="99"/>
+          <w:numId w:val="17"/>
         </w:numPr>
       </w:pPr>
       <w:proofErr w:type="spellStart"/>
@@ -23570,7 +23570,7 @@
         <w:pStyle w:val="Compact"/>
         <w:numPr>
           <w:ilvl w:val="0"/>
-          <w:numId w:val="99"/>
+          <w:numId w:val="17"/>
         </w:numPr>
       </w:pPr>
       <w:proofErr w:type="spellStart"/>
@@ -23598,7 +23598,7 @@
         <w:pStyle w:val="Compact"/>
         <w:numPr>
           <w:ilvl w:val="0"/>
-          <w:numId w:val="99"/>
+          <w:numId w:val="17"/>
         </w:numPr>
       </w:pPr>
       <w:proofErr w:type="spellStart"/>
@@ -23730,7 +23730,7 @@
     <w:pPr>
       <w:numPr>
         <w:ilvl w:val="0"/>
-        <w:numId w:val="18"/>
+        <w:numId w:val="2"/>
       </w:numPr>
     </w:pPr>
   </w:p>
@@ -23836,268 +23836,6 @@
 <file path=word/numbering.xml><?xml version="1.0" encoding="utf-8"?>
 <w:numbering xmlns:wpc="http://schemas.microsoft.com/office/word/2010/wordprocessingCanvas" xmlns:cx="http://schemas.microsoft.com/office/drawing/2014/chartex" xmlns:cx1="http://schemas.microsoft.com/office/drawing/2015/9/8/chartex" xmlns:cx2="http://schemas.microsoft.com/office/drawing/2015/10/21/chartex" xmlns:cx3="http://schemas.microsoft.com/office/drawing/2016/5/9/chartex" xmlns:cx4="http://schemas.microsoft.com/office/drawing/2016/5/10/chartex" xmlns:cx5="http://schemas.microsoft.com/office/drawing/2016/5/11/chartex" xmlns:cx6="http://schemas.microsoft.com/office/drawing/2016/5/12/chartex" xmlns:cx7="http://schemas.microsoft.com/office/drawing/2016/5/13/chartex" xmlns:cx8="http://schemas.microsoft.com/office/drawing/2016/5/14/chartex" xmlns:mc="http://schemas.openxmlformats.org/markup-compatibility/2006" xmlns:aink="http://schemas.microsoft.com/office/drawing/2016/ink" xmlns:am3d="http://schemas.microsoft.com/office/drawing/2017/model3d" xmlns:o="urn:schemas-microsoft-com:office:office" xmlns:oel="http://schemas.microsoft.com/office/2019/extlst" xmlns:r="http://schemas.openxmlformats.org/officeDocument/2006/relationships" xmlns:m="http://schemas.openxmlformats.org/officeDocument/2006/math" xmlns:v="urn:schemas-microsoft-com:vml" xmlns:wp14="http://schemas.microsoft.com/office/word/2010/wordprocessingDrawing" xmlns:wp="http://schemas.openxmlformats.org/drawingml/2006/wordprocessingDrawing" xmlns:w10="urn:schemas-microsoft-com:office:word" xmlns:w="http://schemas.openxmlformats.org/wordprocessingml/2006/main" xmlns:w14="http://schemas.microsoft.com/office/word/2010/wordml" xmlns:w15="http://schemas.microsoft.com/office/word/2012/wordml" xmlns:w16cex="http://schemas.microsoft.com/office/word/2018/wordml/cex" xmlns:w16cid="http://schemas.microsoft.com/office/word/2016/wordml/cid" xmlns:w16="http://schemas.microsoft.com/office/word/2018/wordml" xmlns:w16du="http://schemas.microsoft.com/office/word/2023/wordml/word16du" xmlns:w16sdtdh="http://schemas.microsoft.com/office/word/2020/wordml/sdtdatahash" xmlns:w16se="http://schemas.microsoft.com/office/word/2015/wordml/symex" xmlns:wpg="http://schemas.microsoft.com/office/word/2010/wordprocessingGroup" xmlns:wpi="http://schemas.microsoft.com/office/word/2010/wordprocessingInk" xmlns:wne="http://schemas.microsoft.com/office/word/2006/wordml" xmlns:wps="http://schemas.microsoft.com/office/word/2010/wordprocessingShape" mc:Ignorable="w14 w15 w16se w16cid w16 w16cex w16sdtdh wp14">
   <w:abstractNum w:abstractNumId="0" w15:restartNumberingAfterBreak="0">
-    <w:nsid w:val="FFFFFF7C"/>
-    <w:multiLevelType w:val="singleLevel"/>
-    <w:tmpl w:val="F71C7B44"/>
-    <w:lvl w:ilvl="0">
-      <w:start w:val="1"/>
-      <w:numFmt w:val="decimal"/>
-      <w:lvlText w:val="%1."/>
-      <w:lvlJc w:val="left"/>
-      <w:pPr>
-        <w:tabs>
-          <w:tab w:val="num" w:pos="1492"/>
-        </w:tabs>
-        <w:ind w:left="1492" w:hanging="360"/>
-      </w:pPr>
-    </w:lvl>
-  </w:abstractNum>
-  <w:abstractNum w:abstractNumId="1" w15:restartNumberingAfterBreak="0">
-    <w:nsid w:val="FFFFFF7D"/>
-    <w:multiLevelType w:val="singleLevel"/>
-    <w:tmpl w:val="4D16BCFC"/>
-    <w:lvl w:ilvl="0">
-      <w:start w:val="1"/>
-      <w:numFmt w:val="decimal"/>
-      <w:lvlText w:val="%1."/>
-      <w:lvlJc w:val="left"/>
-      <w:pPr>
-        <w:tabs>
-          <w:tab w:val="num" w:pos="1209"/>
-        </w:tabs>
-        <w:ind w:left="1209" w:hanging="360"/>
-      </w:pPr>
-    </w:lvl>
-  </w:abstractNum>
-  <w:abstractNum w:abstractNumId="2" w15:restartNumberingAfterBreak="0">
-    <w:nsid w:val="FFFFFF7E"/>
-    <w:multiLevelType w:val="singleLevel"/>
-    <w:tmpl w:val="B7C6B368"/>
-    <w:lvl w:ilvl="0">
-      <w:start w:val="1"/>
-      <w:numFmt w:val="decimal"/>
-      <w:lvlText w:val="%1."/>
-      <w:lvlJc w:val="left"/>
-      <w:pPr>
-        <w:tabs>
-          <w:tab w:val="num" w:pos="926"/>
-        </w:tabs>
-        <w:ind w:left="926" w:hanging="360"/>
-      </w:pPr>
-    </w:lvl>
-  </w:abstractNum>
-  <w:abstractNum w:abstractNumId="3" w15:restartNumberingAfterBreak="0">
-    <w:nsid w:val="FFFFFF7F"/>
-    <w:multiLevelType w:val="singleLevel"/>
-    <w:tmpl w:val="4C1A104A"/>
-    <w:lvl w:ilvl="0">
-      <w:start w:val="1"/>
-      <w:numFmt w:val="decimal"/>
-      <w:lvlText w:val="%1."/>
-      <w:lvlJc w:val="left"/>
-      <w:pPr>
-        <w:tabs>
-          <w:tab w:val="num" w:pos="643"/>
-        </w:tabs>
-        <w:ind w:left="643" w:hanging="360"/>
-      </w:pPr>
-    </w:lvl>
-  </w:abstractNum>
-  <w:abstractNum w:abstractNumId="4" w15:restartNumberingAfterBreak="0">
-    <w:nsid w:val="FFFFFF80"/>
-    <w:multiLevelType w:val="singleLevel"/>
-    <w:tmpl w:val="87960B48"/>
-    <w:lvl w:ilvl="0">
-      <w:start w:val="1"/>
-      <w:numFmt w:val="bullet"/>
-      <w:lvlText w:val=""/>
-      <w:lvlJc w:val="left"/>
-      <w:pPr>
-        <w:tabs>
-          <w:tab w:val="num" w:pos="1492"/>
-        </w:tabs>
-        <w:ind w:left="1492" w:hanging="360"/>
-      </w:pPr>
-      <w:rPr>
-        <w:rFonts w:ascii="Symbol" w:hAnsi="Symbol" w:hint="default"/>
-      </w:rPr>
-    </w:lvl>
-  </w:abstractNum>
-  <w:abstractNum w:abstractNumId="5" w15:restartNumberingAfterBreak="0">
-    <w:nsid w:val="FFFFFF81"/>
-    <w:multiLevelType w:val="singleLevel"/>
-    <w:tmpl w:val="09A2DCF8"/>
-    <w:lvl w:ilvl="0">
-      <w:start w:val="1"/>
-      <w:numFmt w:val="bullet"/>
-      <w:lvlText w:val=""/>
-      <w:lvlJc w:val="left"/>
-      <w:pPr>
-        <w:tabs>
-          <w:tab w:val="num" w:pos="1209"/>
-        </w:tabs>
-        <w:ind w:left="1209" w:hanging="360"/>
-      </w:pPr>
-      <w:rPr>
-        <w:rFonts w:ascii="Symbol" w:hAnsi="Symbol" w:hint="default"/>
-      </w:rPr>
-    </w:lvl>
-  </w:abstractNum>
-  <w:abstractNum w:abstractNumId="6" w15:restartNumberingAfterBreak="0">
-    <w:nsid w:val="FFFFFF82"/>
-    <w:multiLevelType w:val="singleLevel"/>
-    <w:tmpl w:val="A322D542"/>
-    <w:lvl w:ilvl="0">
-      <w:start w:val="1"/>
-      <w:numFmt w:val="bullet"/>
-      <w:lvlText w:val=""/>
-      <w:lvlJc w:val="left"/>
-      <w:pPr>
-        <w:tabs>
-          <w:tab w:val="num" w:pos="926"/>
-        </w:tabs>
-        <w:ind w:left="926" w:hanging="360"/>
-      </w:pPr>
-      <w:rPr>
-        <w:rFonts w:ascii="Symbol" w:hAnsi="Symbol" w:hint="default"/>
-      </w:rPr>
-    </w:lvl>
-  </w:abstractNum>
-  <w:abstractNum w:abstractNumId="7" w15:restartNumberingAfterBreak="0">
-    <w:nsid w:val="FFFFFF83"/>
-    <w:multiLevelType w:val="singleLevel"/>
-    <w:tmpl w:val="C3565F36"/>
-    <w:lvl w:ilvl="0">
-      <w:start w:val="1"/>
-      <w:numFmt w:val="bullet"/>
-      <w:lvlText w:val=""/>
-      <w:lvlJc w:val="left"/>
-      <w:pPr>
-        <w:tabs>
-          <w:tab w:val="num" w:pos="643"/>
-        </w:tabs>
-        <w:ind w:left="643" w:hanging="360"/>
-      </w:pPr>
-      <w:rPr>
-        <w:rFonts w:ascii="Symbol" w:hAnsi="Symbol" w:hint="default"/>
-      </w:rPr>
-    </w:lvl>
-  </w:abstractNum>
-  <w:abstractNum w:abstractNumId="8" w15:restartNumberingAfterBreak="0">
-    <w:nsid w:val="FFFFFF88"/>
-    <w:multiLevelType w:val="singleLevel"/>
-    <w:tmpl w:val="229ACCC0"/>
-    <w:lvl w:ilvl="0">
-      <w:start w:val="1"/>
-      <w:numFmt w:val="decimal"/>
-      <w:lvlText w:val="%1."/>
-      <w:lvlJc w:val="left"/>
-      <w:pPr>
-        <w:tabs>
-          <w:tab w:val="num" w:pos="360"/>
-        </w:tabs>
-        <w:ind w:left="360" w:hanging="360"/>
-      </w:pPr>
-    </w:lvl>
-  </w:abstractNum>
-  <w:abstractNum w:abstractNumId="9" w15:restartNumberingAfterBreak="0">
-    <w:nsid w:val="FFFFFF89"/>
-    <w:multiLevelType w:val="singleLevel"/>
-    <w:tmpl w:val="F814B710"/>
-    <w:lvl w:ilvl="0">
-      <w:start w:val="1"/>
-      <w:numFmt w:val="bullet"/>
-      <w:lvlText w:val=""/>
-      <w:lvlJc w:val="left"/>
-      <w:pPr>
-        <w:tabs>
-          <w:tab w:val="num" w:pos="360"/>
-        </w:tabs>
-        <w:ind w:left="360" w:hanging="360"/>
-      </w:pPr>
-      <w:rPr>
-        <w:rFonts w:ascii="Symbol" w:hAnsi="Symbol" w:hint="default"/>
-      </w:rPr>
-    </w:lvl>
-  </w:abstractNum>
-  <w:abstractNum w:abstractNumId="10" w15:restartNumberingAfterBreak="0">
-    <w:nsid w:val="0000A990"/>
-    <w:multiLevelType w:val="multilevel"/>
-    <w:tmpl w:val="AA7606C6"/>
-    <w:lvl w:ilvl="0">
-      <w:numFmt w:val="bullet"/>
-      <w:lvlText w:val=" "/>
-      <w:lvlJc w:val="left"/>
-      <w:pPr>
-        <w:ind w:left="720" w:hanging="360"/>
-      </w:pPr>
-    </w:lvl>
-    <w:lvl w:ilvl="1">
-      <w:numFmt w:val="bullet"/>
-      <w:lvlText w:val=" "/>
-      <w:lvlJc w:val="left"/>
-      <w:pPr>
-        <w:ind w:left="1440" w:hanging="360"/>
-      </w:pPr>
-    </w:lvl>
-    <w:lvl w:ilvl="2">
-      <w:numFmt w:val="bullet"/>
-      <w:lvlText w:val=" "/>
-      <w:lvlJc w:val="left"/>
-      <w:pPr>
-        <w:ind w:left="2160" w:hanging="360"/>
-      </w:pPr>
-    </w:lvl>
-    <w:lvl w:ilvl="3">
-      <w:numFmt w:val="bullet"/>
-      <w:lvlText w:val=" "/>
-      <w:lvlJc w:val="left"/>
-      <w:pPr>
-        <w:ind w:left="2880" w:hanging="360"/>
-      </w:pPr>
-    </w:lvl>
-    <w:lvl w:ilvl="4">
-      <w:numFmt w:val="bullet"/>
-      <w:lvlText w:val=" "/>
-      <w:lvlJc w:val="left"/>
-      <w:pPr>
-        <w:ind w:left="3600" w:hanging="360"/>
-      </w:pPr>
-    </w:lvl>
-    <w:lvl w:ilvl="5">
-      <w:numFmt w:val="bullet"/>
-      <w:lvlText w:val=" "/>
-      <w:lvlJc w:val="left"/>
-      <w:pPr>
-        <w:ind w:left="4320" w:hanging="360"/>
-      </w:pPr>
-    </w:lvl>
-    <w:lvl w:ilvl="6">
-      <w:numFmt w:val="bullet"/>
-      <w:lvlText w:val=" "/>
-      <w:lvlJc w:val="left"/>
-      <w:pPr>
-        <w:ind w:left="5040" w:hanging="360"/>
-      </w:pPr>
-    </w:lvl>
-    <w:lvl w:ilvl="7">
-      <w:numFmt w:val="bullet"/>
-      <w:lvlText w:val=" "/>
-      <w:lvlJc w:val="left"/>
-      <w:pPr>
-        <w:ind w:left="5760" w:hanging="360"/>
-      </w:pPr>
-    </w:lvl>
-    <w:lvl w:ilvl="8">
-      <w:numFmt w:val="bullet"/>
-      <w:lvlText w:val=" "/>
-      <w:lvlJc w:val="left"/>
-      <w:pPr>
-        <w:ind w:left="6480" w:hanging="360"/>
-      </w:pPr>
-    </w:lvl>
-  </w:abstractNum>
-  <w:abstractNum w:abstractNumId="11" w15:restartNumberingAfterBreak="0">
     <w:nsid w:val="0000A991"/>
     <w:multiLevelType w:val="multilevel"/>
     <w:tmpl w:val="FC169DB0"/>
@@ -24201,7 +23939,7 @@
       </w:rPr>
     </w:lvl>
   </w:abstractNum>
-  <w:abstractNum w:abstractNumId="12" w15:restartNumberingAfterBreak="0">
+  <w:abstractNum w:abstractNumId="1" w15:restartNumberingAfterBreak="0">
     <w:nsid w:val="00A99411"/>
     <w:multiLevelType w:val="multilevel"/>
     <w:tmpl w:val="2ACC4046"/>
@@ -24287,179 +24025,7 @@
       </w:pPr>
     </w:lvl>
   </w:abstractNum>
-  <w:abstractNum w:abstractNumId="13" w15:restartNumberingAfterBreak="0">
-    <w:nsid w:val="00A99412"/>
-    <w:multiLevelType w:val="multilevel"/>
-    <w:tmpl w:val="05EC78C8"/>
-    <w:lvl w:ilvl="0">
-      <w:start w:val="2"/>
-      <w:numFmt w:val="decimal"/>
-      <w:lvlText w:val="%1."/>
-      <w:lvlJc w:val="left"/>
-      <w:pPr>
-        <w:ind w:left="720" w:hanging="360"/>
-      </w:pPr>
-    </w:lvl>
-    <w:lvl w:ilvl="1">
-      <w:start w:val="2"/>
-      <w:numFmt w:val="decimal"/>
-      <w:lvlText w:val="%2."/>
-      <w:lvlJc w:val="left"/>
-      <w:pPr>
-        <w:ind w:left="1440" w:hanging="360"/>
-      </w:pPr>
-    </w:lvl>
-    <w:lvl w:ilvl="2">
-      <w:start w:val="2"/>
-      <w:numFmt w:val="decimal"/>
-      <w:lvlText w:val="%3."/>
-      <w:lvlJc w:val="left"/>
-      <w:pPr>
-        <w:ind w:left="2160" w:hanging="360"/>
-      </w:pPr>
-    </w:lvl>
-    <w:lvl w:ilvl="3">
-      <w:start w:val="2"/>
-      <w:numFmt w:val="decimal"/>
-      <w:lvlText w:val="%4."/>
-      <w:lvlJc w:val="left"/>
-      <w:pPr>
-        <w:ind w:left="2880" w:hanging="360"/>
-      </w:pPr>
-    </w:lvl>
-    <w:lvl w:ilvl="4">
-      <w:start w:val="2"/>
-      <w:numFmt w:val="decimal"/>
-      <w:lvlText w:val="%5."/>
-      <w:lvlJc w:val="left"/>
-      <w:pPr>
-        <w:ind w:left="3600" w:hanging="360"/>
-      </w:pPr>
-    </w:lvl>
-    <w:lvl w:ilvl="5">
-      <w:start w:val="2"/>
-      <w:numFmt w:val="decimal"/>
-      <w:lvlText w:val="%6."/>
-      <w:lvlJc w:val="left"/>
-      <w:pPr>
-        <w:ind w:left="4320" w:hanging="360"/>
-      </w:pPr>
-    </w:lvl>
-    <w:lvl w:ilvl="6">
-      <w:start w:val="2"/>
-      <w:numFmt w:val="decimal"/>
-      <w:lvlText w:val="%7."/>
-      <w:lvlJc w:val="left"/>
-      <w:pPr>
-        <w:ind w:left="5040" w:hanging="360"/>
-      </w:pPr>
-    </w:lvl>
-    <w:lvl w:ilvl="7">
-      <w:start w:val="2"/>
-      <w:numFmt w:val="decimal"/>
-      <w:lvlText w:val="%8."/>
-      <w:lvlJc w:val="left"/>
-      <w:pPr>
-        <w:ind w:left="5760" w:hanging="360"/>
-      </w:pPr>
-    </w:lvl>
-    <w:lvl w:ilvl="8">
-      <w:start w:val="2"/>
-      <w:numFmt w:val="decimal"/>
-      <w:lvlText w:val="%9."/>
-      <w:lvlJc w:val="left"/>
-      <w:pPr>
-        <w:ind w:left="6480" w:hanging="360"/>
-      </w:pPr>
-    </w:lvl>
-  </w:abstractNum>
-  <w:abstractNum w:abstractNumId="14" w15:restartNumberingAfterBreak="0">
-    <w:nsid w:val="00A99413"/>
-    <w:multiLevelType w:val="multilevel"/>
-    <w:tmpl w:val="D92E4472"/>
-    <w:lvl w:ilvl="0">
-      <w:start w:val="3"/>
-      <w:numFmt w:val="decimal"/>
-      <w:lvlText w:val="%1."/>
-      <w:lvlJc w:val="left"/>
-      <w:pPr>
-        <w:ind w:left="720" w:hanging="360"/>
-      </w:pPr>
-    </w:lvl>
-    <w:lvl w:ilvl="1">
-      <w:start w:val="3"/>
-      <w:numFmt w:val="decimal"/>
-      <w:lvlText w:val="%2."/>
-      <w:lvlJc w:val="left"/>
-      <w:pPr>
-        <w:ind w:left="1440" w:hanging="360"/>
-      </w:pPr>
-    </w:lvl>
-    <w:lvl w:ilvl="2">
-      <w:start w:val="3"/>
-      <w:numFmt w:val="decimal"/>
-      <w:lvlText w:val="%3."/>
-      <w:lvlJc w:val="left"/>
-      <w:pPr>
-        <w:ind w:left="2160" w:hanging="360"/>
-      </w:pPr>
-    </w:lvl>
-    <w:lvl w:ilvl="3">
-      <w:start w:val="3"/>
-      <w:numFmt w:val="decimal"/>
-      <w:lvlText w:val="%4."/>
-      <w:lvlJc w:val="left"/>
-      <w:pPr>
-        <w:ind w:left="2880" w:hanging="360"/>
-      </w:pPr>
-    </w:lvl>
-    <w:lvl w:ilvl="4">
-      <w:start w:val="3"/>
-      <w:numFmt w:val="decimal"/>
-      <w:lvlText w:val="%5."/>
-      <w:lvlJc w:val="left"/>
-      <w:pPr>
-        <w:ind w:left="3600" w:hanging="360"/>
-      </w:pPr>
-    </w:lvl>
-    <w:lvl w:ilvl="5">
-      <w:start w:val="3"/>
-      <w:numFmt w:val="decimal"/>
-      <w:lvlText w:val="%6."/>
-      <w:lvlJc w:val="left"/>
-      <w:pPr>
-        <w:ind w:left="4320" w:hanging="360"/>
-      </w:pPr>
-    </w:lvl>
-    <w:lvl w:ilvl="6">
-      <w:start w:val="3"/>
-      <w:numFmt w:val="decimal"/>
-      <w:lvlText w:val="%7."/>
-      <w:lvlJc w:val="left"/>
-      <w:pPr>
-        <w:ind w:left="5040" w:hanging="360"/>
-      </w:pPr>
-    </w:lvl>
-    <w:lvl w:ilvl="7">
-      <w:start w:val="3"/>
-      <w:numFmt w:val="decimal"/>
-      <w:lvlText w:val="%8."/>
-      <w:lvlJc w:val="left"/>
-      <w:pPr>
-        <w:ind w:left="5760" w:hanging="360"/>
-      </w:pPr>
-    </w:lvl>
-    <w:lvl w:ilvl="8">
-      <w:start w:val="3"/>
-      <w:numFmt w:val="decimal"/>
-      <w:lvlText w:val="%9."/>
-      <w:lvlJc w:val="left"/>
-      <w:pPr>
-        <w:ind w:left="6480" w:hanging="360"/>
-      </w:pPr>
-    </w:lvl>
-  </w:abstractNum>
-  <w:abstractNum w:abstractNumId="15" w15:restartNumberingAfterBreak="0">
+  <w:abstractNum w:abstractNumId="2" w15:restartNumberingAfterBreak="0">
     <w:nsid w:val="00A99414"/>
     <w:multiLevelType w:val="multilevel"/>
     <w:tmpl w:val="4ED4A350"/>
@@ -24545,94 +24111,8 @@
       </w:pPr>
     </w:lvl>
   </w:abstractNum>
-  <w:abstractNum w:abstractNumId="16" w15:restartNumberingAfterBreak="0">
-    <w:nsid w:val="00A99415"/>
-    <w:multiLevelType w:val="multilevel"/>
-    <w:tmpl w:val="267E35DC"/>
-    <w:lvl w:ilvl="0">
-      <w:start w:val="5"/>
-      <w:numFmt w:val="decimal"/>
-      <w:lvlText w:val="%1."/>
-      <w:lvlJc w:val="left"/>
-      <w:pPr>
-        <w:ind w:left="720" w:hanging="360"/>
-      </w:pPr>
-    </w:lvl>
-    <w:lvl w:ilvl="1">
-      <w:start w:val="5"/>
-      <w:numFmt w:val="decimal"/>
-      <w:lvlText w:val="%2."/>
-      <w:lvlJc w:val="left"/>
-      <w:pPr>
-        <w:ind w:left="1440" w:hanging="360"/>
-      </w:pPr>
-    </w:lvl>
-    <w:lvl w:ilvl="2">
-      <w:start w:val="5"/>
-      <w:numFmt w:val="decimal"/>
-      <w:lvlText w:val="%3."/>
-      <w:lvlJc w:val="left"/>
-      <w:pPr>
-        <w:ind w:left="2160" w:hanging="360"/>
-      </w:pPr>
-    </w:lvl>
-    <w:lvl w:ilvl="3">
-      <w:start w:val="5"/>
-      <w:numFmt w:val="decimal"/>
-      <w:lvlText w:val="%4."/>
-      <w:lvlJc w:val="left"/>
-      <w:pPr>
-        <w:ind w:left="2880" w:hanging="360"/>
-      </w:pPr>
-    </w:lvl>
-    <w:lvl w:ilvl="4">
-      <w:start w:val="5"/>
-      <w:numFmt w:val="decimal"/>
-      <w:lvlText w:val="%5."/>
-      <w:lvlJc w:val="left"/>
-      <w:pPr>
-        <w:ind w:left="3600" w:hanging="360"/>
-      </w:pPr>
-    </w:lvl>
-    <w:lvl w:ilvl="5">
-      <w:start w:val="5"/>
-      <w:numFmt w:val="decimal"/>
-      <w:lvlText w:val="%6."/>
-      <w:lvlJc w:val="left"/>
-      <w:pPr>
-        <w:ind w:left="4320" w:hanging="360"/>
-      </w:pPr>
-    </w:lvl>
-    <w:lvl w:ilvl="6">
-      <w:start w:val="5"/>
-      <w:numFmt w:val="decimal"/>
-      <w:lvlText w:val="%7."/>
-      <w:lvlJc w:val="left"/>
-      <w:pPr>
-        <w:ind w:left="5040" w:hanging="360"/>
-      </w:pPr>
-    </w:lvl>
-    <w:lvl w:ilvl="7">
-      <w:start w:val="5"/>
-      <w:numFmt w:val="decimal"/>
-      <w:lvlText w:val="%8."/>
-      <w:lvlJc w:val="left"/>
-      <w:pPr>
-        <w:ind w:left="5760" w:hanging="360"/>
-      </w:pPr>
-    </w:lvl>
-    <w:lvl w:ilvl="8">
-      <w:start w:val="5"/>
-      <w:numFmt w:val="decimal"/>
-      <w:lvlText w:val="%9."/>
-      <w:lvlJc w:val="left"/>
-      <w:pPr>
-        <w:ind w:left="6480" w:hanging="360"/>
-      </w:pPr>
-    </w:lvl>
-  </w:abstractNum>
-  <w:abstractNum w:abstractNumId="17" w15:restartNumberingAfterBreak="0">
-    <w:nsid w:val="191E47E7"/>
+  <w:abstractNum w:abstractNumId="3" w15:restartNumberingAfterBreak="0">
+    <w:nsid w:val="5E3A2111"/>
     <w:multiLevelType w:val="multilevel"/>
     <w:tmpl w:val="8668DB50"/>
     <w:lvl w:ilvl="0">
@@ -24744,528 +24224,41 @@
       </w:rPr>
     </w:lvl>
   </w:abstractNum>
-  <w:abstractNum w:abstractNumId="18" w15:restartNumberingAfterBreak="0">
-    <w:nsid w:val="308360E1"/>
-    <w:multiLevelType w:val="multilevel"/>
-    <w:tmpl w:val="2ACC4046"/>
-    <w:lvl w:ilvl="0">
-      <w:start w:val="1"/>
-      <w:numFmt w:val="decimal"/>
-      <w:lvlText w:val="%1."/>
-      <w:lvlJc w:val="left"/>
-      <w:pPr>
-        <w:ind w:left="720" w:hanging="360"/>
-      </w:pPr>
-    </w:lvl>
-    <w:lvl w:ilvl="1">
-      <w:start w:val="1"/>
-      <w:numFmt w:val="decimal"/>
-      <w:lvlText w:val="%2."/>
-      <w:lvlJc w:val="left"/>
-      <w:pPr>
-        <w:ind w:left="1440" w:hanging="360"/>
-      </w:pPr>
-    </w:lvl>
-    <w:lvl w:ilvl="2">
-      <w:start w:val="1"/>
-      <w:numFmt w:val="decimal"/>
-      <w:lvlText w:val="%3."/>
-      <w:lvlJc w:val="left"/>
-      <w:pPr>
-        <w:ind w:left="2160" w:hanging="360"/>
-      </w:pPr>
-    </w:lvl>
-    <w:lvl w:ilvl="3">
-      <w:start w:val="1"/>
-      <w:numFmt w:val="decimal"/>
-      <w:lvlText w:val="%4."/>
-      <w:lvlJc w:val="left"/>
-      <w:pPr>
-        <w:ind w:left="2880" w:hanging="360"/>
-      </w:pPr>
-    </w:lvl>
-    <w:lvl w:ilvl="4">
-      <w:start w:val="1"/>
-      <w:numFmt w:val="decimal"/>
-      <w:lvlText w:val="%5."/>
-      <w:lvlJc w:val="left"/>
-      <w:pPr>
-        <w:ind w:left="3600" w:hanging="360"/>
-      </w:pPr>
-    </w:lvl>
-    <w:lvl w:ilvl="5">
-      <w:start w:val="1"/>
-      <w:numFmt w:val="decimal"/>
-      <w:lvlText w:val="%6."/>
-      <w:lvlJc w:val="left"/>
-      <w:pPr>
-        <w:ind w:left="4320" w:hanging="360"/>
-      </w:pPr>
-    </w:lvl>
-    <w:lvl w:ilvl="6">
-      <w:start w:val="1"/>
-      <w:numFmt w:val="decimal"/>
-      <w:lvlText w:val="%7."/>
-      <w:lvlJc w:val="left"/>
-      <w:pPr>
-        <w:ind w:left="5040" w:hanging="360"/>
-      </w:pPr>
-    </w:lvl>
-    <w:lvl w:ilvl="7">
-      <w:start w:val="1"/>
-      <w:numFmt w:val="decimal"/>
-      <w:lvlText w:val="%8."/>
-      <w:lvlJc w:val="left"/>
-      <w:pPr>
-        <w:ind w:left="5760" w:hanging="360"/>
-      </w:pPr>
-    </w:lvl>
-    <w:lvl w:ilvl="8">
-      <w:start w:val="1"/>
-      <w:numFmt w:val="decimal"/>
-      <w:lvlText w:val="%9."/>
-      <w:lvlJc w:val="left"/>
-      <w:pPr>
-        <w:ind w:left="6480" w:hanging="360"/>
-      </w:pPr>
-    </w:lvl>
-  </w:abstractNum>
-  <w:abstractNum w:abstractNumId="19" w15:restartNumberingAfterBreak="0">
-    <w:nsid w:val="315125AC"/>
-    <w:multiLevelType w:val="hybridMultilevel"/>
-    <w:tmpl w:val="C27A35EC"/>
-    <w:lvl w:ilvl="0" w:tplc="04190001">
-      <w:start w:val="1"/>
-      <w:numFmt w:val="bullet"/>
-      <w:lvlText w:val=""/>
-      <w:lvlJc w:val="left"/>
-      <w:pPr>
-        <w:ind w:left="720" w:hanging="360"/>
-      </w:pPr>
-      <w:rPr>
-        <w:rFonts w:ascii="Symbol" w:hAnsi="Symbol" w:hint="default"/>
-      </w:rPr>
-    </w:lvl>
-    <w:lvl w:ilvl="1" w:tplc="04190003" w:tentative="1">
-      <w:start w:val="1"/>
-      <w:numFmt w:val="bullet"/>
-      <w:lvlText w:val="o"/>
-      <w:lvlJc w:val="left"/>
-      <w:pPr>
-        <w:ind w:left="1440" w:hanging="360"/>
-      </w:pPr>
-      <w:rPr>
-        <w:rFonts w:ascii="Courier New" w:hAnsi="Courier New" w:cs="Courier New" w:hint="default"/>
-      </w:rPr>
-    </w:lvl>
-    <w:lvl w:ilvl="2" w:tplc="04190005" w:tentative="1">
-      <w:start w:val="1"/>
-      <w:numFmt w:val="bullet"/>
-      <w:lvlText w:val=""/>
-      <w:lvlJc w:val="left"/>
-      <w:pPr>
-        <w:ind w:left="2160" w:hanging="360"/>
-      </w:pPr>
-      <w:rPr>
-        <w:rFonts w:ascii="Wingdings" w:hAnsi="Wingdings" w:hint="default"/>
-      </w:rPr>
-    </w:lvl>
-    <w:lvl w:ilvl="3" w:tplc="04190001" w:tentative="1">
-      <w:start w:val="1"/>
-      <w:numFmt w:val="bullet"/>
-      <w:lvlText w:val=""/>
-      <w:lvlJc w:val="left"/>
-      <w:pPr>
-        <w:ind w:left="2880" w:hanging="360"/>
-      </w:pPr>
-      <w:rPr>
-        <w:rFonts w:ascii="Symbol" w:hAnsi="Symbol" w:hint="default"/>
-      </w:rPr>
-    </w:lvl>
-    <w:lvl w:ilvl="4" w:tplc="04190003" w:tentative="1">
-      <w:start w:val="1"/>
-      <w:numFmt w:val="bullet"/>
-      <w:lvlText w:val="o"/>
-      <w:lvlJc w:val="left"/>
-      <w:pPr>
-        <w:ind w:left="3600" w:hanging="360"/>
-      </w:pPr>
-      <w:rPr>
-        <w:rFonts w:ascii="Courier New" w:hAnsi="Courier New" w:cs="Courier New" w:hint="default"/>
-      </w:rPr>
-    </w:lvl>
-    <w:lvl w:ilvl="5" w:tplc="04190005" w:tentative="1">
-      <w:start w:val="1"/>
-      <w:numFmt w:val="bullet"/>
-      <w:lvlText w:val=""/>
-      <w:lvlJc w:val="left"/>
-      <w:pPr>
-        <w:ind w:left="4320" w:hanging="360"/>
-      </w:pPr>
-      <w:rPr>
-        <w:rFonts w:ascii="Wingdings" w:hAnsi="Wingdings" w:hint="default"/>
-      </w:rPr>
-    </w:lvl>
-    <w:lvl w:ilvl="6" w:tplc="04190001" w:tentative="1">
-      <w:start w:val="1"/>
-      <w:numFmt w:val="bullet"/>
-      <w:lvlText w:val=""/>
-      <w:lvlJc w:val="left"/>
-      <w:pPr>
-        <w:ind w:left="5040" w:hanging="360"/>
-      </w:pPr>
-      <w:rPr>
-        <w:rFonts w:ascii="Symbol" w:hAnsi="Symbol" w:hint="default"/>
-      </w:rPr>
-    </w:lvl>
-    <w:lvl w:ilvl="7" w:tplc="04190003" w:tentative="1">
-      <w:start w:val="1"/>
-      <w:numFmt w:val="bullet"/>
-      <w:lvlText w:val="o"/>
-      <w:lvlJc w:val="left"/>
-      <w:pPr>
-        <w:ind w:left="5760" w:hanging="360"/>
-      </w:pPr>
-      <w:rPr>
-        <w:rFonts w:ascii="Courier New" w:hAnsi="Courier New" w:cs="Courier New" w:hint="default"/>
-      </w:rPr>
-    </w:lvl>
-    <w:lvl w:ilvl="8" w:tplc="04190005" w:tentative="1">
-      <w:start w:val="1"/>
-      <w:numFmt w:val="bullet"/>
-      <w:lvlText w:val=""/>
-      <w:lvlJc w:val="left"/>
-      <w:pPr>
-        <w:ind w:left="6480" w:hanging="360"/>
-      </w:pPr>
-      <w:rPr>
-        <w:rFonts w:ascii="Wingdings" w:hAnsi="Wingdings" w:hint="default"/>
-      </w:rPr>
-    </w:lvl>
-  </w:abstractNum>
-  <w:abstractNum w:abstractNumId="20" w15:restartNumberingAfterBreak="0">
-    <w:nsid w:val="563C75CB"/>
-    <w:multiLevelType w:val="multilevel"/>
-    <w:tmpl w:val="2ACC4046"/>
-    <w:lvl w:ilvl="0">
-      <w:start w:val="1"/>
-      <w:numFmt w:val="decimal"/>
-      <w:lvlText w:val="%1."/>
-      <w:lvlJc w:val="left"/>
-      <w:pPr>
-        <w:ind w:left="720" w:hanging="360"/>
-      </w:pPr>
-    </w:lvl>
-    <w:lvl w:ilvl="1">
-      <w:start w:val="1"/>
-      <w:numFmt w:val="decimal"/>
-      <w:lvlText w:val="%2."/>
-      <w:lvlJc w:val="left"/>
-      <w:pPr>
-        <w:ind w:left="1440" w:hanging="360"/>
-      </w:pPr>
-    </w:lvl>
-    <w:lvl w:ilvl="2">
-      <w:start w:val="1"/>
-      <w:numFmt w:val="decimal"/>
-      <w:lvlText w:val="%3."/>
-      <w:lvlJc w:val="left"/>
-      <w:pPr>
-        <w:ind w:left="2160" w:hanging="360"/>
-      </w:pPr>
-    </w:lvl>
-    <w:lvl w:ilvl="3">
-      <w:start w:val="1"/>
-      <w:numFmt w:val="decimal"/>
-      <w:lvlText w:val="%4."/>
-      <w:lvlJc w:val="left"/>
-      <w:pPr>
-        <w:ind w:left="2880" w:hanging="360"/>
-      </w:pPr>
-    </w:lvl>
-    <w:lvl w:ilvl="4">
-      <w:start w:val="1"/>
-      <w:numFmt w:val="decimal"/>
-      <w:lvlText w:val="%5."/>
-      <w:lvlJc w:val="left"/>
-      <w:pPr>
-        <w:ind w:left="3600" w:hanging="360"/>
-      </w:pPr>
-    </w:lvl>
-    <w:lvl w:ilvl="5">
-      <w:start w:val="1"/>
-      <w:numFmt w:val="decimal"/>
-      <w:lvlText w:val="%6."/>
-      <w:lvlJc w:val="left"/>
-      <w:pPr>
-        <w:ind w:left="4320" w:hanging="360"/>
-      </w:pPr>
-    </w:lvl>
-    <w:lvl w:ilvl="6">
-      <w:start w:val="1"/>
-      <w:numFmt w:val="decimal"/>
-      <w:lvlText w:val="%7."/>
-      <w:lvlJc w:val="left"/>
-      <w:pPr>
-        <w:ind w:left="5040" w:hanging="360"/>
-      </w:pPr>
-    </w:lvl>
-    <w:lvl w:ilvl="7">
-      <w:start w:val="1"/>
-      <w:numFmt w:val="decimal"/>
-      <w:lvlText w:val="%8."/>
-      <w:lvlJc w:val="left"/>
-      <w:pPr>
-        <w:ind w:left="5760" w:hanging="360"/>
-      </w:pPr>
-    </w:lvl>
-    <w:lvl w:ilvl="8">
-      <w:start w:val="1"/>
-      <w:numFmt w:val="decimal"/>
-      <w:lvlText w:val="%9."/>
-      <w:lvlJc w:val="left"/>
-      <w:pPr>
-        <w:ind w:left="6480" w:hanging="360"/>
-      </w:pPr>
-    </w:lvl>
-  </w:abstractNum>
-  <w:abstractNum w:abstractNumId="21" w15:restartNumberingAfterBreak="0">
-    <w:nsid w:val="5E3A2111"/>
-    <w:multiLevelType w:val="multilevel"/>
-    <w:tmpl w:val="8668DB50"/>
-    <w:lvl w:ilvl="0">
-      <w:start w:val="1"/>
-      <w:numFmt w:val="decimal"/>
-      <w:lvlText w:val="%1."/>
-      <w:lvlJc w:val="left"/>
-      <w:pPr>
-        <w:ind w:left="450" w:hanging="450"/>
-      </w:pPr>
-      <w:rPr>
-        <w:rFonts w:hint="default"/>
-      </w:rPr>
-    </w:lvl>
-    <w:lvl w:ilvl="1">
-      <w:start w:val="1"/>
-      <w:numFmt w:val="decimal"/>
-      <w:lvlText w:val="%1.%2."/>
-      <w:lvlJc w:val="left"/>
-      <w:pPr>
-        <w:ind w:left="2564" w:hanging="720"/>
-      </w:pPr>
-      <w:rPr>
-        <w:rFonts w:hint="default"/>
-      </w:rPr>
-    </w:lvl>
-    <w:lvl w:ilvl="2">
-      <w:start w:val="1"/>
-      <w:numFmt w:val="decimal"/>
-      <w:lvlText w:val="%1.%2.%3."/>
-      <w:lvlJc w:val="left"/>
-      <w:pPr>
-        <w:ind w:left="2138" w:hanging="720"/>
-      </w:pPr>
-      <w:rPr>
-        <w:rFonts w:hint="default"/>
-      </w:rPr>
-    </w:lvl>
-    <w:lvl w:ilvl="3">
-      <w:start w:val="1"/>
-      <w:numFmt w:val="decimal"/>
-      <w:lvlText w:val="%1.%2.%3.%4."/>
-      <w:lvlJc w:val="left"/>
-      <w:pPr>
-        <w:ind w:left="3207" w:hanging="1080"/>
-      </w:pPr>
-      <w:rPr>
-        <w:rFonts w:hint="default"/>
-      </w:rPr>
-    </w:lvl>
-    <w:lvl w:ilvl="4">
-      <w:start w:val="1"/>
-      <w:numFmt w:val="decimal"/>
-      <w:lvlText w:val="%1.%2.%3.%4.%5."/>
-      <w:lvlJc w:val="left"/>
-      <w:pPr>
-        <w:ind w:left="3916" w:hanging="1080"/>
-      </w:pPr>
-      <w:rPr>
-        <w:rFonts w:hint="default"/>
-      </w:rPr>
-    </w:lvl>
-    <w:lvl w:ilvl="5">
-      <w:start w:val="1"/>
-      <w:numFmt w:val="decimal"/>
-      <w:lvlText w:val="%1.%2.%3.%4.%5.%6."/>
-      <w:lvlJc w:val="left"/>
-      <w:pPr>
-        <w:ind w:left="4985" w:hanging="1440"/>
-      </w:pPr>
-      <w:rPr>
-        <w:rFonts w:hint="default"/>
-      </w:rPr>
-    </w:lvl>
-    <w:lvl w:ilvl="6">
-      <w:start w:val="1"/>
-      <w:numFmt w:val="decimal"/>
-      <w:lvlText w:val="%1.%2.%3.%4.%5.%6.%7."/>
-      <w:lvlJc w:val="left"/>
-      <w:pPr>
-        <w:ind w:left="6054" w:hanging="1800"/>
-      </w:pPr>
-      <w:rPr>
-        <w:rFonts w:hint="default"/>
-      </w:rPr>
-    </w:lvl>
-    <w:lvl w:ilvl="7">
-      <w:start w:val="1"/>
-      <w:numFmt w:val="decimal"/>
-      <w:lvlText w:val="%1.%2.%3.%4.%5.%6.%7.%8."/>
-      <w:lvlJc w:val="left"/>
-      <w:pPr>
-        <w:ind w:left="6763" w:hanging="1800"/>
-      </w:pPr>
-      <w:rPr>
-        <w:rFonts w:hint="default"/>
-      </w:rPr>
-    </w:lvl>
-    <w:lvl w:ilvl="8">
-      <w:start w:val="1"/>
-      <w:numFmt w:val="decimal"/>
-      <w:lvlText w:val="%1.%2.%3.%4.%5.%6.%7.%8.%9."/>
-      <w:lvlJc w:val="left"/>
-      <w:pPr>
-        <w:ind w:left="7832" w:hanging="2160"/>
-      </w:pPr>
-      <w:rPr>
-        <w:rFonts w:hint="default"/>
-      </w:rPr>
-    </w:lvl>
-  </w:abstractNum>
-  <w:abstractNum w:abstractNumId="22" w15:restartNumberingAfterBreak="0">
-    <w:nsid w:val="7B5E1E84"/>
-    <w:multiLevelType w:val="multilevel"/>
-    <w:tmpl w:val="8668DB50"/>
-    <w:lvl w:ilvl="0">
-      <w:start w:val="1"/>
-      <w:numFmt w:val="decimal"/>
-      <w:lvlText w:val="%1."/>
-      <w:lvlJc w:val="left"/>
-      <w:pPr>
-        <w:ind w:left="450" w:hanging="450"/>
-      </w:pPr>
-      <w:rPr>
-        <w:rFonts w:hint="default"/>
-      </w:rPr>
-    </w:lvl>
-    <w:lvl w:ilvl="1">
-      <w:start w:val="1"/>
-      <w:numFmt w:val="decimal"/>
-      <w:lvlText w:val="%1.%2."/>
-      <w:lvlJc w:val="left"/>
-      <w:pPr>
-        <w:ind w:left="2564" w:hanging="720"/>
-      </w:pPr>
-      <w:rPr>
-        <w:rFonts w:hint="default"/>
-      </w:rPr>
-    </w:lvl>
-    <w:lvl w:ilvl="2">
-      <w:start w:val="1"/>
-      <w:numFmt w:val="decimal"/>
-      <w:lvlText w:val="%1.%2.%3."/>
-      <w:lvlJc w:val="left"/>
-      <w:pPr>
-        <w:ind w:left="2138" w:hanging="720"/>
-      </w:pPr>
-      <w:rPr>
-        <w:rFonts w:hint="default"/>
-      </w:rPr>
-    </w:lvl>
-    <w:lvl w:ilvl="3">
-      <w:start w:val="1"/>
-      <w:numFmt w:val="decimal"/>
-      <w:lvlText w:val="%1.%2.%3.%4."/>
-      <w:lvlJc w:val="left"/>
-      <w:pPr>
-        <w:ind w:left="3207" w:hanging="1080"/>
-      </w:pPr>
-      <w:rPr>
-        <w:rFonts w:hint="default"/>
-      </w:rPr>
-    </w:lvl>
-    <w:lvl w:ilvl="4">
-      <w:start w:val="1"/>
-      <w:numFmt w:val="decimal"/>
-      <w:lvlText w:val="%1.%2.%3.%4.%5."/>
-      <w:lvlJc w:val="left"/>
-      <w:pPr>
-        <w:ind w:left="3916" w:hanging="1080"/>
-      </w:pPr>
-      <w:rPr>
-        <w:rFonts w:hint="default"/>
-      </w:rPr>
-    </w:lvl>
-    <w:lvl w:ilvl="5">
-      <w:start w:val="1"/>
-      <w:numFmt w:val="decimal"/>
-      <w:lvlText w:val="%1.%2.%3.%4.%5.%6."/>
-      <w:lvlJc w:val="left"/>
-      <w:pPr>
-        <w:ind w:left="4985" w:hanging="1440"/>
-      </w:pPr>
-      <w:rPr>
-        <w:rFonts w:hint="default"/>
-      </w:rPr>
-    </w:lvl>
-    <w:lvl w:ilvl="6">
-      <w:start w:val="1"/>
-      <w:numFmt w:val="decimal"/>
-      <w:lvlText w:val="%1.%2.%3.%4.%5.%6.%7."/>
-      <w:lvlJc w:val="left"/>
-      <w:pPr>
-        <w:ind w:left="6054" w:hanging="1800"/>
-      </w:pPr>
-      <w:rPr>
-        <w:rFonts w:hint="default"/>
-      </w:rPr>
-    </w:lvl>
-    <w:lvl w:ilvl="7">
-      <w:start w:val="1"/>
-      <w:numFmt w:val="decimal"/>
-      <w:lvlText w:val="%1.%2.%3.%4.%5.%6.%7.%8."/>
-      <w:lvlJc w:val="left"/>
-      <w:pPr>
-        <w:ind w:left="6763" w:hanging="1800"/>
-      </w:pPr>
-      <w:rPr>
-        <w:rFonts w:hint="default"/>
-      </w:rPr>
-    </w:lvl>
-    <w:lvl w:ilvl="8">
-      <w:start w:val="1"/>
-      <w:numFmt w:val="decimal"/>
-      <w:lvlText w:val="%1.%2.%3.%4.%5.%6.%7.%8.%9."/>
-      <w:lvlJc w:val="left"/>
-      <w:pPr>
-        <w:ind w:left="7832" w:hanging="2160"/>
-      </w:pPr>
-      <w:rPr>
-        <w:rFonts w:hint="default"/>
-      </w:rPr>
-    </w:lvl>
-  </w:abstractNum>
-  <w:num w:numId="1" w16cid:durableId="702679876">
-    <w:abstractNumId w:val="10"/>
+  <w:num w:numId="1" w16cid:durableId="1547571837">
+    <w:abstractNumId w:val="0"/>
   </w:num>
-  <w:num w:numId="2" w16cid:durableId="1547571837">
-    <w:abstractNumId w:val="11"/>
+  <w:num w:numId="2" w16cid:durableId="194470494">
+    <w:abstractNumId w:val="2"/>
+    <w:lvlOverride w:ilvl="0">
+      <w:startOverride w:val="4"/>
+    </w:lvlOverride>
+    <w:lvlOverride w:ilvl="1">
+      <w:startOverride w:val="4"/>
+    </w:lvlOverride>
+    <w:lvlOverride w:ilvl="2">
+      <w:startOverride w:val="4"/>
+    </w:lvlOverride>
+    <w:lvlOverride w:ilvl="3">
+      <w:startOverride w:val="4"/>
+    </w:lvlOverride>
+    <w:lvlOverride w:ilvl="4">
+      <w:startOverride w:val="4"/>
+    </w:lvlOverride>
+    <w:lvlOverride w:ilvl="5">
+      <w:startOverride w:val="4"/>
+    </w:lvlOverride>
+    <w:lvlOverride w:ilvl="6">
+      <w:startOverride w:val="4"/>
+    </w:lvlOverride>
+    <w:lvlOverride w:ilvl="7">
+      <w:startOverride w:val="4"/>
+    </w:lvlOverride>
+    <w:lvlOverride w:ilvl="8">
+      <w:startOverride w:val="4"/>
+    </w:lvlOverride>
   </w:num>
-  <w:num w:numId="3" w16cid:durableId="990135215">
-    <w:abstractNumId w:val="11"/>
-  </w:num>
-  <w:num w:numId="4" w16cid:durableId="2011130816">
-    <w:abstractNumId w:val="12"/>
+  <w:num w:numId="3" w16cid:durableId="1433015887">
+    <w:abstractNumId w:val="1"/>
     <w:lvlOverride w:ilvl="0">
       <w:startOverride w:val="1"/>
     </w:lvlOverride>
@@ -25294,8 +24287,11 @@
       <w:startOverride w:val="1"/>
     </w:lvlOverride>
   </w:num>
-  <w:num w:numId="5" w16cid:durableId="1017999031">
-    <w:abstractNumId w:val="12"/>
+  <w:num w:numId="4" w16cid:durableId="207691711">
+    <w:abstractNumId w:val="0"/>
+  </w:num>
+  <w:num w:numId="5" w16cid:durableId="2044817991">
+    <w:abstractNumId w:val="1"/>
     <w:lvlOverride w:ilvl="0">
       <w:startOverride w:val="1"/>
     </w:lvlOverride>
@@ -25324,41 +24320,8 @@
       <w:startOverride w:val="1"/>
     </w:lvlOverride>
   </w:num>
-  <w:num w:numId="6" w16cid:durableId="1671909861">
-    <w:abstractNumId w:val="0"/>
-  </w:num>
-  <w:num w:numId="7" w16cid:durableId="2058310733">
+  <w:num w:numId="6" w16cid:durableId="2083402484">
     <w:abstractNumId w:val="1"/>
-  </w:num>
-  <w:num w:numId="8" w16cid:durableId="781074351">
-    <w:abstractNumId w:val="2"/>
-  </w:num>
-  <w:num w:numId="9" w16cid:durableId="1267541987">
-    <w:abstractNumId w:val="3"/>
-  </w:num>
-  <w:num w:numId="10" w16cid:durableId="311374229">
-    <w:abstractNumId w:val="8"/>
-  </w:num>
-  <w:num w:numId="11" w16cid:durableId="1362626939">
-    <w:abstractNumId w:val="4"/>
-  </w:num>
-  <w:num w:numId="12" w16cid:durableId="1702903514">
-    <w:abstractNumId w:val="5"/>
-  </w:num>
-  <w:num w:numId="13" w16cid:durableId="1578830633">
-    <w:abstractNumId w:val="6"/>
-  </w:num>
-  <w:num w:numId="14" w16cid:durableId="1618443028">
-    <w:abstractNumId w:val="7"/>
-  </w:num>
-  <w:num w:numId="15" w16cid:durableId="1819034621">
-    <w:abstractNumId w:val="9"/>
-  </w:num>
-  <w:num w:numId="16" w16cid:durableId="770122020">
-    <w:abstractNumId w:val="10"/>
-  </w:num>
-  <w:num w:numId="17" w16cid:durableId="1902133868">
-    <w:abstractNumId w:val="12"/>
     <w:lvlOverride w:ilvl="0">
       <w:startOverride w:val="1"/>
     </w:lvlOverride>
@@ -25387,50 +24350,8 @@
       <w:startOverride w:val="1"/>
     </w:lvlOverride>
   </w:num>
-  <w:num w:numId="18" w16cid:durableId="194470494">
-    <w:abstractNumId w:val="15"/>
-    <w:lvlOverride w:ilvl="0">
-      <w:startOverride w:val="4"/>
-    </w:lvlOverride>
-    <w:lvlOverride w:ilvl="1">
-      <w:startOverride w:val="4"/>
-    </w:lvlOverride>
-    <w:lvlOverride w:ilvl="2">
-      <w:startOverride w:val="4"/>
-    </w:lvlOverride>
-    <w:lvlOverride w:ilvl="3">
-      <w:startOverride w:val="4"/>
-    </w:lvlOverride>
-    <w:lvlOverride w:ilvl="4">
-      <w:startOverride w:val="4"/>
-    </w:lvlOverride>
-    <w:lvlOverride w:ilvl="5">
-      <w:startOverride w:val="4"/>
-    </w:lvlOverride>
-    <w:lvlOverride w:ilvl="6">
-      <w:startOverride w:val="4"/>
-    </w:lvlOverride>
-    <w:lvlOverride w:ilvl="7">
-      <w:startOverride w:val="4"/>
-    </w:lvlOverride>
-    <w:lvlOverride w:ilvl="8">
-      <w:startOverride w:val="4"/>
-    </w:lvlOverride>
-  </w:num>
-  <w:num w:numId="19" w16cid:durableId="595290771">
-    <w:abstractNumId w:val="11"/>
-  </w:num>
-  <w:num w:numId="20" w16cid:durableId="561063906">
-    <w:abstractNumId w:val="20"/>
-  </w:num>
-  <w:num w:numId="21" w16cid:durableId="519396929">
-    <w:abstractNumId w:val="18"/>
-  </w:num>
-  <w:num w:numId="22" w16cid:durableId="1792826166">
-    <w:abstractNumId w:val="10"/>
-  </w:num>
-  <w:num w:numId="23" w16cid:durableId="477497076">
-    <w:abstractNumId w:val="12"/>
+  <w:num w:numId="7" w16cid:durableId="345639163">
+    <w:abstractNumId w:val="1"/>
     <w:lvlOverride w:ilvl="0">
       <w:startOverride w:val="1"/>
     </w:lvlOverride>
@@ -25459,8 +24380,8 @@
       <w:startOverride w:val="1"/>
     </w:lvlOverride>
   </w:num>
-  <w:num w:numId="24" w16cid:durableId="668992287">
-    <w:abstractNumId w:val="12"/>
+  <w:num w:numId="8" w16cid:durableId="1003169000">
+    <w:abstractNumId w:val="1"/>
     <w:lvlOverride w:ilvl="0">
       <w:startOverride w:val="1"/>
     </w:lvlOverride>
@@ -25489,8 +24410,8 @@
       <w:startOverride w:val="1"/>
     </w:lvlOverride>
   </w:num>
-  <w:num w:numId="25" w16cid:durableId="1203202314">
-    <w:abstractNumId w:val="12"/>
+  <w:num w:numId="9" w16cid:durableId="27144342">
+    <w:abstractNumId w:val="1"/>
     <w:lvlOverride w:ilvl="0">
       <w:startOverride w:val="1"/>
     </w:lvlOverride>
@@ -25519,128 +24440,8 @@
       <w:startOverride w:val="1"/>
     </w:lvlOverride>
   </w:num>
-  <w:num w:numId="26" w16cid:durableId="706026003">
-    <w:abstractNumId w:val="13"/>
-    <w:lvlOverride w:ilvl="0">
-      <w:startOverride w:val="2"/>
-    </w:lvlOverride>
-    <w:lvlOverride w:ilvl="1">
-      <w:startOverride w:val="2"/>
-    </w:lvlOverride>
-    <w:lvlOverride w:ilvl="2">
-      <w:startOverride w:val="2"/>
-    </w:lvlOverride>
-    <w:lvlOverride w:ilvl="3">
-      <w:startOverride w:val="2"/>
-    </w:lvlOverride>
-    <w:lvlOverride w:ilvl="4">
-      <w:startOverride w:val="2"/>
-    </w:lvlOverride>
-    <w:lvlOverride w:ilvl="5">
-      <w:startOverride w:val="2"/>
-    </w:lvlOverride>
-    <w:lvlOverride w:ilvl="6">
-      <w:startOverride w:val="2"/>
-    </w:lvlOverride>
-    <w:lvlOverride w:ilvl="7">
-      <w:startOverride w:val="2"/>
-    </w:lvlOverride>
-    <w:lvlOverride w:ilvl="8">
-      <w:startOverride w:val="2"/>
-    </w:lvlOverride>
-  </w:num>
-  <w:num w:numId="27" w16cid:durableId="2079789130">
-    <w:abstractNumId w:val="14"/>
-    <w:lvlOverride w:ilvl="0">
-      <w:startOverride w:val="3"/>
-    </w:lvlOverride>
-    <w:lvlOverride w:ilvl="1">
-      <w:startOverride w:val="3"/>
-    </w:lvlOverride>
-    <w:lvlOverride w:ilvl="2">
-      <w:startOverride w:val="3"/>
-    </w:lvlOverride>
-    <w:lvlOverride w:ilvl="3">
-      <w:startOverride w:val="3"/>
-    </w:lvlOverride>
-    <w:lvlOverride w:ilvl="4">
-      <w:startOverride w:val="3"/>
-    </w:lvlOverride>
-    <w:lvlOverride w:ilvl="5">
-      <w:startOverride w:val="3"/>
-    </w:lvlOverride>
-    <w:lvlOverride w:ilvl="6">
-      <w:startOverride w:val="3"/>
-    </w:lvlOverride>
-    <w:lvlOverride w:ilvl="7">
-      <w:startOverride w:val="3"/>
-    </w:lvlOverride>
-    <w:lvlOverride w:ilvl="8">
-      <w:startOverride w:val="3"/>
-    </w:lvlOverride>
-  </w:num>
-  <w:num w:numId="28" w16cid:durableId="663515807">
-    <w:abstractNumId w:val="15"/>
-    <w:lvlOverride w:ilvl="0">
-      <w:startOverride w:val="4"/>
-    </w:lvlOverride>
-    <w:lvlOverride w:ilvl="1">
-      <w:startOverride w:val="4"/>
-    </w:lvlOverride>
-    <w:lvlOverride w:ilvl="2">
-      <w:startOverride w:val="4"/>
-    </w:lvlOverride>
-    <w:lvlOverride w:ilvl="3">
-      <w:startOverride w:val="4"/>
-    </w:lvlOverride>
-    <w:lvlOverride w:ilvl="4">
-      <w:startOverride w:val="4"/>
-    </w:lvlOverride>
-    <w:lvlOverride w:ilvl="5">
-      <w:startOverride w:val="4"/>
-    </w:lvlOverride>
-    <w:lvlOverride w:ilvl="6">
-      <w:startOverride w:val="4"/>
-    </w:lvlOverride>
-    <w:lvlOverride w:ilvl="7">
-      <w:startOverride w:val="4"/>
-    </w:lvlOverride>
-    <w:lvlOverride w:ilvl="8">
-      <w:startOverride w:val="4"/>
-    </w:lvlOverride>
-  </w:num>
-  <w:num w:numId="29" w16cid:durableId="997615290">
-    <w:abstractNumId w:val="16"/>
-    <w:lvlOverride w:ilvl="0">
-      <w:startOverride w:val="5"/>
-    </w:lvlOverride>
-    <w:lvlOverride w:ilvl="1">
-      <w:startOverride w:val="5"/>
-    </w:lvlOverride>
-    <w:lvlOverride w:ilvl="2">
-      <w:startOverride w:val="5"/>
-    </w:lvlOverride>
-    <w:lvlOverride w:ilvl="3">
-      <w:startOverride w:val="5"/>
-    </w:lvlOverride>
-    <w:lvlOverride w:ilvl="4">
-      <w:startOverride w:val="5"/>
-    </w:lvlOverride>
-    <w:lvlOverride w:ilvl="5">
-      <w:startOverride w:val="5"/>
-    </w:lvlOverride>
-    <w:lvlOverride w:ilvl="6">
-      <w:startOverride w:val="5"/>
-    </w:lvlOverride>
-    <w:lvlOverride w:ilvl="7">
-      <w:startOverride w:val="5"/>
-    </w:lvlOverride>
-    <w:lvlOverride w:ilvl="8">
-      <w:startOverride w:val="5"/>
-    </w:lvlOverride>
-  </w:num>
-  <w:num w:numId="30" w16cid:durableId="626934536">
-    <w:abstractNumId w:val="12"/>
+  <w:num w:numId="10" w16cid:durableId="711270286">
+    <w:abstractNumId w:val="1"/>
     <w:lvlOverride w:ilvl="0">
       <w:startOverride w:val="1"/>
     </w:lvlOverride>
@@ -25669,8 +24470,8 @@
       <w:startOverride w:val="1"/>
     </w:lvlOverride>
   </w:num>
-  <w:num w:numId="31" w16cid:durableId="1483505582">
-    <w:abstractNumId w:val="12"/>
+  <w:num w:numId="11" w16cid:durableId="1894388082">
+    <w:abstractNumId w:val="1"/>
     <w:lvlOverride w:ilvl="0">
       <w:startOverride w:val="1"/>
     </w:lvlOverride>
@@ -25699,11 +24500,8 @@
       <w:startOverride w:val="1"/>
     </w:lvlOverride>
   </w:num>
-  <w:num w:numId="32" w16cid:durableId="1531840705">
-    <w:abstractNumId w:val="11"/>
-  </w:num>
-  <w:num w:numId="33" w16cid:durableId="1525510061">
-    <w:abstractNumId w:val="12"/>
+  <w:num w:numId="12" w16cid:durableId="548226151">
+    <w:abstractNumId w:val="1"/>
     <w:lvlOverride w:ilvl="0">
       <w:startOverride w:val="1"/>
     </w:lvlOverride>
@@ -25732,8 +24530,8 @@
       <w:startOverride w:val="1"/>
     </w:lvlOverride>
   </w:num>
-  <w:num w:numId="34" w16cid:durableId="1546485216">
-    <w:abstractNumId w:val="12"/>
+  <w:num w:numId="13" w16cid:durableId="259337008">
+    <w:abstractNumId w:val="1"/>
     <w:lvlOverride w:ilvl="0">
       <w:startOverride w:val="1"/>
     </w:lvlOverride>
@@ -25762,8 +24560,8 @@
       <w:startOverride w:val="1"/>
     </w:lvlOverride>
   </w:num>
-  <w:num w:numId="35" w16cid:durableId="1950503618">
-    <w:abstractNumId w:val="12"/>
+  <w:num w:numId="14" w16cid:durableId="574169746">
+    <w:abstractNumId w:val="1"/>
     <w:lvlOverride w:ilvl="0">
       <w:startOverride w:val="1"/>
     </w:lvlOverride>
@@ -25792,8 +24590,8 @@
       <w:startOverride w:val="1"/>
     </w:lvlOverride>
   </w:num>
-  <w:num w:numId="36" w16cid:durableId="855801454">
-    <w:abstractNumId w:val="12"/>
+  <w:num w:numId="15" w16cid:durableId="111483008">
+    <w:abstractNumId w:val="1"/>
     <w:lvlOverride w:ilvl="0">
       <w:startOverride w:val="1"/>
     </w:lvlOverride>
@@ -25822,8 +24620,8 @@
       <w:startOverride w:val="1"/>
     </w:lvlOverride>
   </w:num>
-  <w:num w:numId="37" w16cid:durableId="36663152">
-    <w:abstractNumId w:val="12"/>
+  <w:num w:numId="16" w16cid:durableId="1602449385">
+    <w:abstractNumId w:val="1"/>
     <w:lvlOverride w:ilvl="0">
       <w:startOverride w:val="1"/>
     </w:lvlOverride>
@@ -25852,8 +24650,8 @@
       <w:startOverride w:val="1"/>
     </w:lvlOverride>
   </w:num>
-  <w:num w:numId="38" w16cid:durableId="1749687141">
-    <w:abstractNumId w:val="12"/>
+  <w:num w:numId="17" w16cid:durableId="181013227">
+    <w:abstractNumId w:val="1"/>
     <w:lvlOverride w:ilvl="0">
       <w:startOverride w:val="1"/>
     </w:lvlOverride>
@@ -25882,795 +24680,10 @@
       <w:startOverride w:val="1"/>
     </w:lvlOverride>
   </w:num>
-  <w:num w:numId="39" w16cid:durableId="1573352665">
-    <w:abstractNumId w:val="12"/>
-    <w:lvlOverride w:ilvl="0">
-      <w:startOverride w:val="1"/>
-    </w:lvlOverride>
-    <w:lvlOverride w:ilvl="1">
-      <w:startOverride w:val="1"/>
-    </w:lvlOverride>
-    <w:lvlOverride w:ilvl="2">
-      <w:startOverride w:val="1"/>
-    </w:lvlOverride>
-    <w:lvlOverride w:ilvl="3">
-      <w:startOverride w:val="1"/>
-    </w:lvlOverride>
-    <w:lvlOverride w:ilvl="4">
-      <w:startOverride w:val="1"/>
-    </w:lvlOverride>
-    <w:lvlOverride w:ilvl="5">
-      <w:startOverride w:val="1"/>
-    </w:lvlOverride>
-    <w:lvlOverride w:ilvl="6">
-      <w:startOverride w:val="1"/>
-    </w:lvlOverride>
-    <w:lvlOverride w:ilvl="7">
-      <w:startOverride w:val="1"/>
-    </w:lvlOverride>
-    <w:lvlOverride w:ilvl="8">
-      <w:startOverride w:val="1"/>
-    </w:lvlOverride>
+  <w:num w:numId="18" w16cid:durableId="847871569">
+    <w:abstractNumId w:val="3"/>
   </w:num>
-  <w:num w:numId="40" w16cid:durableId="1163163190">
-    <w:abstractNumId w:val="15"/>
-    <w:lvlOverride w:ilvl="0">
-      <w:startOverride w:val="4"/>
-    </w:lvlOverride>
-    <w:lvlOverride w:ilvl="1">
-      <w:startOverride w:val="4"/>
-    </w:lvlOverride>
-    <w:lvlOverride w:ilvl="2">
-      <w:startOverride w:val="4"/>
-    </w:lvlOverride>
-    <w:lvlOverride w:ilvl="3">
-      <w:startOverride w:val="4"/>
-    </w:lvlOverride>
-    <w:lvlOverride w:ilvl="4">
-      <w:startOverride w:val="4"/>
-    </w:lvlOverride>
-    <w:lvlOverride w:ilvl="5">
-      <w:startOverride w:val="4"/>
-    </w:lvlOverride>
-    <w:lvlOverride w:ilvl="6">
-      <w:startOverride w:val="4"/>
-    </w:lvlOverride>
-    <w:lvlOverride w:ilvl="7">
-      <w:startOverride w:val="4"/>
-    </w:lvlOverride>
-    <w:lvlOverride w:ilvl="8">
-      <w:startOverride w:val="4"/>
-    </w:lvlOverride>
-  </w:num>
-  <w:num w:numId="41" w16cid:durableId="171922550">
-    <w:abstractNumId w:val="11"/>
-  </w:num>
-  <w:num w:numId="42" w16cid:durableId="1341614780">
-    <w:abstractNumId w:val="11"/>
-  </w:num>
-  <w:num w:numId="43" w16cid:durableId="1154294539">
-    <w:abstractNumId w:val="11"/>
-  </w:num>
-  <w:num w:numId="44" w16cid:durableId="1734692989">
-    <w:abstractNumId w:val="12"/>
-    <w:lvlOverride w:ilvl="0">
-      <w:startOverride w:val="1"/>
-    </w:lvlOverride>
-    <w:lvlOverride w:ilvl="1">
-      <w:startOverride w:val="1"/>
-    </w:lvlOverride>
-    <w:lvlOverride w:ilvl="2">
-      <w:startOverride w:val="1"/>
-    </w:lvlOverride>
-    <w:lvlOverride w:ilvl="3">
-      <w:startOverride w:val="1"/>
-    </w:lvlOverride>
-    <w:lvlOverride w:ilvl="4">
-      <w:startOverride w:val="1"/>
-    </w:lvlOverride>
-    <w:lvlOverride w:ilvl="5">
-      <w:startOverride w:val="1"/>
-    </w:lvlOverride>
-    <w:lvlOverride w:ilvl="6">
-      <w:startOverride w:val="1"/>
-    </w:lvlOverride>
-    <w:lvlOverride w:ilvl="7">
-      <w:startOverride w:val="1"/>
-    </w:lvlOverride>
-    <w:lvlOverride w:ilvl="8">
-      <w:startOverride w:val="1"/>
-    </w:lvlOverride>
-  </w:num>
-  <w:num w:numId="45" w16cid:durableId="704523220">
-    <w:abstractNumId w:val="11"/>
-  </w:num>
-  <w:num w:numId="46" w16cid:durableId="944001246">
-    <w:abstractNumId w:val="12"/>
-    <w:lvlOverride w:ilvl="0">
-      <w:startOverride w:val="1"/>
-    </w:lvlOverride>
-    <w:lvlOverride w:ilvl="1">
-      <w:startOverride w:val="1"/>
-    </w:lvlOverride>
-    <w:lvlOverride w:ilvl="2">
-      <w:startOverride w:val="1"/>
-    </w:lvlOverride>
-    <w:lvlOverride w:ilvl="3">
-      <w:startOverride w:val="1"/>
-    </w:lvlOverride>
-    <w:lvlOverride w:ilvl="4">
-      <w:startOverride w:val="1"/>
-    </w:lvlOverride>
-    <w:lvlOverride w:ilvl="5">
-      <w:startOverride w:val="1"/>
-    </w:lvlOverride>
-    <w:lvlOverride w:ilvl="6">
-      <w:startOverride w:val="1"/>
-    </w:lvlOverride>
-    <w:lvlOverride w:ilvl="7">
-      <w:startOverride w:val="1"/>
-    </w:lvlOverride>
-    <w:lvlOverride w:ilvl="8">
-      <w:startOverride w:val="1"/>
-    </w:lvlOverride>
-  </w:num>
-  <w:num w:numId="47" w16cid:durableId="2095276611">
-    <w:abstractNumId w:val="11"/>
-  </w:num>
-  <w:num w:numId="48" w16cid:durableId="204293039">
-    <w:abstractNumId w:val="12"/>
-    <w:lvlOverride w:ilvl="0">
-      <w:startOverride w:val="1"/>
-    </w:lvlOverride>
-    <w:lvlOverride w:ilvl="1">
-      <w:startOverride w:val="1"/>
-    </w:lvlOverride>
-    <w:lvlOverride w:ilvl="2">
-      <w:startOverride w:val="1"/>
-    </w:lvlOverride>
-    <w:lvlOverride w:ilvl="3">
-      <w:startOverride w:val="1"/>
-    </w:lvlOverride>
-    <w:lvlOverride w:ilvl="4">
-      <w:startOverride w:val="1"/>
-    </w:lvlOverride>
-    <w:lvlOverride w:ilvl="5">
-      <w:startOverride w:val="1"/>
-    </w:lvlOverride>
-    <w:lvlOverride w:ilvl="6">
-      <w:startOverride w:val="1"/>
-    </w:lvlOverride>
-    <w:lvlOverride w:ilvl="7">
-      <w:startOverride w:val="1"/>
-    </w:lvlOverride>
-    <w:lvlOverride w:ilvl="8">
-      <w:startOverride w:val="1"/>
-    </w:lvlOverride>
-  </w:num>
-  <w:num w:numId="49" w16cid:durableId="981617308">
-    <w:abstractNumId w:val="12"/>
-    <w:lvlOverride w:ilvl="0">
-      <w:startOverride w:val="1"/>
-    </w:lvlOverride>
-    <w:lvlOverride w:ilvl="1">
-      <w:startOverride w:val="1"/>
-    </w:lvlOverride>
-    <w:lvlOverride w:ilvl="2">
-      <w:startOverride w:val="1"/>
-    </w:lvlOverride>
-    <w:lvlOverride w:ilvl="3">
-      <w:startOverride w:val="1"/>
-    </w:lvlOverride>
-    <w:lvlOverride w:ilvl="4">
-      <w:startOverride w:val="1"/>
-    </w:lvlOverride>
-    <w:lvlOverride w:ilvl="5">
-      <w:startOverride w:val="1"/>
-    </w:lvlOverride>
-    <w:lvlOverride w:ilvl="6">
-      <w:startOverride w:val="1"/>
-    </w:lvlOverride>
-    <w:lvlOverride w:ilvl="7">
-      <w:startOverride w:val="1"/>
-    </w:lvlOverride>
-    <w:lvlOverride w:ilvl="8">
-      <w:startOverride w:val="1"/>
-    </w:lvlOverride>
-  </w:num>
-  <w:num w:numId="50" w16cid:durableId="555819554">
-    <w:abstractNumId w:val="19"/>
-  </w:num>
-  <w:num w:numId="51" w16cid:durableId="314845024">
-    <w:abstractNumId w:val="10"/>
-  </w:num>
-  <w:num w:numId="52" w16cid:durableId="1433015887">
-    <w:abstractNumId w:val="12"/>
-    <w:lvlOverride w:ilvl="0">
-      <w:startOverride w:val="1"/>
-    </w:lvlOverride>
-    <w:lvlOverride w:ilvl="1">
-      <w:startOverride w:val="1"/>
-    </w:lvlOverride>
-    <w:lvlOverride w:ilvl="2">
-      <w:startOverride w:val="1"/>
-    </w:lvlOverride>
-    <w:lvlOverride w:ilvl="3">
-      <w:startOverride w:val="1"/>
-    </w:lvlOverride>
-    <w:lvlOverride w:ilvl="4">
-      <w:startOverride w:val="1"/>
-    </w:lvlOverride>
-    <w:lvlOverride w:ilvl="5">
-      <w:startOverride w:val="1"/>
-    </w:lvlOverride>
-    <w:lvlOverride w:ilvl="6">
-      <w:startOverride w:val="1"/>
-    </w:lvlOverride>
-    <w:lvlOverride w:ilvl="7">
-      <w:startOverride w:val="1"/>
-    </w:lvlOverride>
-    <w:lvlOverride w:ilvl="8">
-      <w:startOverride w:val="1"/>
-    </w:lvlOverride>
-  </w:num>
-  <w:num w:numId="53" w16cid:durableId="426001940">
-    <w:abstractNumId w:val="12"/>
-    <w:lvlOverride w:ilvl="0">
-      <w:startOverride w:val="1"/>
-    </w:lvlOverride>
-    <w:lvlOverride w:ilvl="1">
-      <w:startOverride w:val="1"/>
-    </w:lvlOverride>
-    <w:lvlOverride w:ilvl="2">
-      <w:startOverride w:val="1"/>
-    </w:lvlOverride>
-    <w:lvlOverride w:ilvl="3">
-      <w:startOverride w:val="1"/>
-    </w:lvlOverride>
-    <w:lvlOverride w:ilvl="4">
-      <w:startOverride w:val="1"/>
-    </w:lvlOverride>
-    <w:lvlOverride w:ilvl="5">
-      <w:startOverride w:val="1"/>
-    </w:lvlOverride>
-    <w:lvlOverride w:ilvl="6">
-      <w:startOverride w:val="1"/>
-    </w:lvlOverride>
-    <w:lvlOverride w:ilvl="7">
-      <w:startOverride w:val="1"/>
-    </w:lvlOverride>
-    <w:lvlOverride w:ilvl="8">
-      <w:startOverride w:val="1"/>
-    </w:lvlOverride>
-  </w:num>
-  <w:num w:numId="54" w16cid:durableId="539827380">
-    <w:abstractNumId w:val="11"/>
-  </w:num>
-  <w:num w:numId="55" w16cid:durableId="544756446">
-    <w:abstractNumId w:val="11"/>
-  </w:num>
-  <w:num w:numId="56" w16cid:durableId="76830901">
-    <w:abstractNumId w:val="11"/>
-  </w:num>
-  <w:num w:numId="57" w16cid:durableId="1202204650">
-    <w:abstractNumId w:val="11"/>
-  </w:num>
-  <w:num w:numId="58" w16cid:durableId="855313297">
-    <w:abstractNumId w:val="11"/>
-  </w:num>
-  <w:num w:numId="59" w16cid:durableId="379016117">
-    <w:abstractNumId w:val="11"/>
-  </w:num>
-  <w:num w:numId="60" w16cid:durableId="922378682">
-    <w:abstractNumId w:val="11"/>
-  </w:num>
-  <w:num w:numId="61" w16cid:durableId="695078136">
-    <w:abstractNumId w:val="11"/>
-  </w:num>
-  <w:num w:numId="62" w16cid:durableId="207691711">
-    <w:abstractNumId w:val="11"/>
-  </w:num>
-  <w:num w:numId="63" w16cid:durableId="2044817991">
-    <w:abstractNumId w:val="12"/>
-    <w:lvlOverride w:ilvl="0">
-      <w:startOverride w:val="1"/>
-    </w:lvlOverride>
-    <w:lvlOverride w:ilvl="1">
-      <w:startOverride w:val="1"/>
-    </w:lvlOverride>
-    <w:lvlOverride w:ilvl="2">
-      <w:startOverride w:val="1"/>
-    </w:lvlOverride>
-    <w:lvlOverride w:ilvl="3">
-      <w:startOverride w:val="1"/>
-    </w:lvlOverride>
-    <w:lvlOverride w:ilvl="4">
-      <w:startOverride w:val="1"/>
-    </w:lvlOverride>
-    <w:lvlOverride w:ilvl="5">
-      <w:startOverride w:val="1"/>
-    </w:lvlOverride>
-    <w:lvlOverride w:ilvl="6">
-      <w:startOverride w:val="1"/>
-    </w:lvlOverride>
-    <w:lvlOverride w:ilvl="7">
-      <w:startOverride w:val="1"/>
-    </w:lvlOverride>
-    <w:lvlOverride w:ilvl="8">
-      <w:startOverride w:val="1"/>
-    </w:lvlOverride>
-  </w:num>
-  <w:num w:numId="64" w16cid:durableId="2083402484">
-    <w:abstractNumId w:val="12"/>
-    <w:lvlOverride w:ilvl="0">
-      <w:startOverride w:val="1"/>
-    </w:lvlOverride>
-    <w:lvlOverride w:ilvl="1">
-      <w:startOverride w:val="1"/>
-    </w:lvlOverride>
-    <w:lvlOverride w:ilvl="2">
-      <w:startOverride w:val="1"/>
-    </w:lvlOverride>
-    <w:lvlOverride w:ilvl="3">
-      <w:startOverride w:val="1"/>
-    </w:lvlOverride>
-    <w:lvlOverride w:ilvl="4">
-      <w:startOverride w:val="1"/>
-    </w:lvlOverride>
-    <w:lvlOverride w:ilvl="5">
-      <w:startOverride w:val="1"/>
-    </w:lvlOverride>
-    <w:lvlOverride w:ilvl="6">
-      <w:startOverride w:val="1"/>
-    </w:lvlOverride>
-    <w:lvlOverride w:ilvl="7">
-      <w:startOverride w:val="1"/>
-    </w:lvlOverride>
-    <w:lvlOverride w:ilvl="8">
-      <w:startOverride w:val="1"/>
-    </w:lvlOverride>
-  </w:num>
-  <w:num w:numId="65" w16cid:durableId="345639163">
-    <w:abstractNumId w:val="12"/>
-    <w:lvlOverride w:ilvl="0">
-      <w:startOverride w:val="1"/>
-    </w:lvlOverride>
-    <w:lvlOverride w:ilvl="1">
-      <w:startOverride w:val="1"/>
-    </w:lvlOverride>
-    <w:lvlOverride w:ilvl="2">
-      <w:startOverride w:val="1"/>
-    </w:lvlOverride>
-    <w:lvlOverride w:ilvl="3">
-      <w:startOverride w:val="1"/>
-    </w:lvlOverride>
-    <w:lvlOverride w:ilvl="4">
-      <w:startOverride w:val="1"/>
-    </w:lvlOverride>
-    <w:lvlOverride w:ilvl="5">
-      <w:startOverride w:val="1"/>
-    </w:lvlOverride>
-    <w:lvlOverride w:ilvl="6">
-      <w:startOverride w:val="1"/>
-    </w:lvlOverride>
-    <w:lvlOverride w:ilvl="7">
-      <w:startOverride w:val="1"/>
-    </w:lvlOverride>
-    <w:lvlOverride w:ilvl="8">
-      <w:startOverride w:val="1"/>
-    </w:lvlOverride>
-  </w:num>
-  <w:num w:numId="66" w16cid:durableId="1003169000">
-    <w:abstractNumId w:val="12"/>
-    <w:lvlOverride w:ilvl="0">
-      <w:startOverride w:val="1"/>
-    </w:lvlOverride>
-    <w:lvlOverride w:ilvl="1">
-      <w:startOverride w:val="1"/>
-    </w:lvlOverride>
-    <w:lvlOverride w:ilvl="2">
-      <w:startOverride w:val="1"/>
-    </w:lvlOverride>
-    <w:lvlOverride w:ilvl="3">
-      <w:startOverride w:val="1"/>
-    </w:lvlOverride>
-    <w:lvlOverride w:ilvl="4">
-      <w:startOverride w:val="1"/>
-    </w:lvlOverride>
-    <w:lvlOverride w:ilvl="5">
-      <w:startOverride w:val="1"/>
-    </w:lvlOverride>
-    <w:lvlOverride w:ilvl="6">
-      <w:startOverride w:val="1"/>
-    </w:lvlOverride>
-    <w:lvlOverride w:ilvl="7">
-      <w:startOverride w:val="1"/>
-    </w:lvlOverride>
-    <w:lvlOverride w:ilvl="8">
-      <w:startOverride w:val="1"/>
-    </w:lvlOverride>
-  </w:num>
-  <w:num w:numId="67" w16cid:durableId="27144342">
-    <w:abstractNumId w:val="12"/>
-    <w:lvlOverride w:ilvl="0">
-      <w:startOverride w:val="1"/>
-    </w:lvlOverride>
-    <w:lvlOverride w:ilvl="1">
-      <w:startOverride w:val="1"/>
-    </w:lvlOverride>
-    <w:lvlOverride w:ilvl="2">
-      <w:startOverride w:val="1"/>
-    </w:lvlOverride>
-    <w:lvlOverride w:ilvl="3">
-      <w:startOverride w:val="1"/>
-    </w:lvlOverride>
-    <w:lvlOverride w:ilvl="4">
-      <w:startOverride w:val="1"/>
-    </w:lvlOverride>
-    <w:lvlOverride w:ilvl="5">
-      <w:startOverride w:val="1"/>
-    </w:lvlOverride>
-    <w:lvlOverride w:ilvl="6">
-      <w:startOverride w:val="1"/>
-    </w:lvlOverride>
-    <w:lvlOverride w:ilvl="7">
-      <w:startOverride w:val="1"/>
-    </w:lvlOverride>
-    <w:lvlOverride w:ilvl="8">
-      <w:startOverride w:val="1"/>
-    </w:lvlOverride>
-  </w:num>
-  <w:num w:numId="68" w16cid:durableId="711270286">
-    <w:abstractNumId w:val="12"/>
-    <w:lvlOverride w:ilvl="0">
-      <w:startOverride w:val="1"/>
-    </w:lvlOverride>
-    <w:lvlOverride w:ilvl="1">
-      <w:startOverride w:val="1"/>
-    </w:lvlOverride>
-    <w:lvlOverride w:ilvl="2">
-      <w:startOverride w:val="1"/>
-    </w:lvlOverride>
-    <w:lvlOverride w:ilvl="3">
-      <w:startOverride w:val="1"/>
-    </w:lvlOverride>
-    <w:lvlOverride w:ilvl="4">
-      <w:startOverride w:val="1"/>
-    </w:lvlOverride>
-    <w:lvlOverride w:ilvl="5">
-      <w:startOverride w:val="1"/>
-    </w:lvlOverride>
-    <w:lvlOverride w:ilvl="6">
-      <w:startOverride w:val="1"/>
-    </w:lvlOverride>
-    <w:lvlOverride w:ilvl="7">
-      <w:startOverride w:val="1"/>
-    </w:lvlOverride>
-    <w:lvlOverride w:ilvl="8">
-      <w:startOverride w:val="1"/>
-    </w:lvlOverride>
-  </w:num>
-  <w:num w:numId="69" w16cid:durableId="2110391869">
-    <w:abstractNumId w:val="11"/>
-  </w:num>
-  <w:num w:numId="70" w16cid:durableId="1894388082">
-    <w:abstractNumId w:val="12"/>
-    <w:lvlOverride w:ilvl="0">
-      <w:startOverride w:val="1"/>
-    </w:lvlOverride>
-    <w:lvlOverride w:ilvl="1">
-      <w:startOverride w:val="1"/>
-    </w:lvlOverride>
-    <w:lvlOverride w:ilvl="2">
-      <w:startOverride w:val="1"/>
-    </w:lvlOverride>
-    <w:lvlOverride w:ilvl="3">
-      <w:startOverride w:val="1"/>
-    </w:lvlOverride>
-    <w:lvlOverride w:ilvl="4">
-      <w:startOverride w:val="1"/>
-    </w:lvlOverride>
-    <w:lvlOverride w:ilvl="5">
-      <w:startOverride w:val="1"/>
-    </w:lvlOverride>
-    <w:lvlOverride w:ilvl="6">
-      <w:startOverride w:val="1"/>
-    </w:lvlOverride>
-    <w:lvlOverride w:ilvl="7">
-      <w:startOverride w:val="1"/>
-    </w:lvlOverride>
-    <w:lvlOverride w:ilvl="8">
-      <w:startOverride w:val="1"/>
-    </w:lvlOverride>
-  </w:num>
-  <w:num w:numId="71" w16cid:durableId="1609964434">
-    <w:abstractNumId w:val="11"/>
-  </w:num>
-  <w:num w:numId="72" w16cid:durableId="593588618">
-    <w:abstractNumId w:val="11"/>
-  </w:num>
-  <w:num w:numId="73" w16cid:durableId="964237735">
-    <w:abstractNumId w:val="11"/>
-  </w:num>
-  <w:num w:numId="74" w16cid:durableId="1121001588">
-    <w:abstractNumId w:val="11"/>
-  </w:num>
-  <w:num w:numId="75" w16cid:durableId="596713928">
-    <w:abstractNumId w:val="11"/>
-  </w:num>
-  <w:num w:numId="76" w16cid:durableId="1483428996">
-    <w:abstractNumId w:val="11"/>
-  </w:num>
-  <w:num w:numId="77" w16cid:durableId="830369524">
-    <w:abstractNumId w:val="11"/>
-  </w:num>
-  <w:num w:numId="78" w16cid:durableId="1756392981">
-    <w:abstractNumId w:val="11"/>
-  </w:num>
-  <w:num w:numId="79" w16cid:durableId="1465125516">
-    <w:abstractNumId w:val="11"/>
-  </w:num>
-  <w:num w:numId="80" w16cid:durableId="472255212">
-    <w:abstractNumId w:val="11"/>
-  </w:num>
-  <w:num w:numId="81" w16cid:durableId="251353154">
-    <w:abstractNumId w:val="11"/>
-  </w:num>
-  <w:num w:numId="82" w16cid:durableId="1341617468">
-    <w:abstractNumId w:val="11"/>
-  </w:num>
-  <w:num w:numId="83" w16cid:durableId="1128475325">
-    <w:abstractNumId w:val="11"/>
-  </w:num>
-  <w:num w:numId="84" w16cid:durableId="548226151">
-    <w:abstractNumId w:val="12"/>
-    <w:lvlOverride w:ilvl="0">
-      <w:startOverride w:val="1"/>
-    </w:lvlOverride>
-    <w:lvlOverride w:ilvl="1">
-      <w:startOverride w:val="1"/>
-    </w:lvlOverride>
-    <w:lvlOverride w:ilvl="2">
-      <w:startOverride w:val="1"/>
-    </w:lvlOverride>
-    <w:lvlOverride w:ilvl="3">
-      <w:startOverride w:val="1"/>
-    </w:lvlOverride>
-    <w:lvlOverride w:ilvl="4">
-      <w:startOverride w:val="1"/>
-    </w:lvlOverride>
-    <w:lvlOverride w:ilvl="5">
-      <w:startOverride w:val="1"/>
-    </w:lvlOverride>
-    <w:lvlOverride w:ilvl="6">
-      <w:startOverride w:val="1"/>
-    </w:lvlOverride>
-    <w:lvlOverride w:ilvl="7">
-      <w:startOverride w:val="1"/>
-    </w:lvlOverride>
-    <w:lvlOverride w:ilvl="8">
-      <w:startOverride w:val="1"/>
-    </w:lvlOverride>
-  </w:num>
-  <w:num w:numId="85" w16cid:durableId="741755621">
-    <w:abstractNumId w:val="11"/>
-  </w:num>
-  <w:num w:numId="86" w16cid:durableId="315846417">
-    <w:abstractNumId w:val="11"/>
-  </w:num>
-  <w:num w:numId="87" w16cid:durableId="332883437">
-    <w:abstractNumId w:val="11"/>
-  </w:num>
-  <w:num w:numId="88" w16cid:durableId="1139418995">
-    <w:abstractNumId w:val="11"/>
-  </w:num>
-  <w:num w:numId="89" w16cid:durableId="1642153504">
-    <w:abstractNumId w:val="11"/>
-  </w:num>
-  <w:num w:numId="90" w16cid:durableId="2093045210">
-    <w:abstractNumId w:val="11"/>
-  </w:num>
-  <w:num w:numId="91" w16cid:durableId="1284076739">
-    <w:abstractNumId w:val="11"/>
-  </w:num>
-  <w:num w:numId="92" w16cid:durableId="137185453">
-    <w:abstractNumId w:val="11"/>
-  </w:num>
-  <w:num w:numId="93" w16cid:durableId="259337008">
-    <w:abstractNumId w:val="12"/>
-    <w:lvlOverride w:ilvl="0">
-      <w:startOverride w:val="1"/>
-    </w:lvlOverride>
-    <w:lvlOverride w:ilvl="1">
-      <w:startOverride w:val="1"/>
-    </w:lvlOverride>
-    <w:lvlOverride w:ilvl="2">
-      <w:startOverride w:val="1"/>
-    </w:lvlOverride>
-    <w:lvlOverride w:ilvl="3">
-      <w:startOverride w:val="1"/>
-    </w:lvlOverride>
-    <w:lvlOverride w:ilvl="4">
-      <w:startOverride w:val="1"/>
-    </w:lvlOverride>
-    <w:lvlOverride w:ilvl="5">
-      <w:startOverride w:val="1"/>
-    </w:lvlOverride>
-    <w:lvlOverride w:ilvl="6">
-      <w:startOverride w:val="1"/>
-    </w:lvlOverride>
-    <w:lvlOverride w:ilvl="7">
-      <w:startOverride w:val="1"/>
-    </w:lvlOverride>
-    <w:lvlOverride w:ilvl="8">
-      <w:startOverride w:val="1"/>
-    </w:lvlOverride>
-  </w:num>
-  <w:num w:numId="94" w16cid:durableId="574169746">
-    <w:abstractNumId w:val="12"/>
-    <w:lvlOverride w:ilvl="0">
-      <w:startOverride w:val="1"/>
-    </w:lvlOverride>
-    <w:lvlOverride w:ilvl="1">
-      <w:startOverride w:val="1"/>
-    </w:lvlOverride>
-    <w:lvlOverride w:ilvl="2">
-      <w:startOverride w:val="1"/>
-    </w:lvlOverride>
-    <w:lvlOverride w:ilvl="3">
-      <w:startOverride w:val="1"/>
-    </w:lvlOverride>
-    <w:lvlOverride w:ilvl="4">
-      <w:startOverride w:val="1"/>
-    </w:lvlOverride>
-    <w:lvlOverride w:ilvl="5">
-      <w:startOverride w:val="1"/>
-    </w:lvlOverride>
-    <w:lvlOverride w:ilvl="6">
-      <w:startOverride w:val="1"/>
-    </w:lvlOverride>
-    <w:lvlOverride w:ilvl="7">
-      <w:startOverride w:val="1"/>
-    </w:lvlOverride>
-    <w:lvlOverride w:ilvl="8">
-      <w:startOverride w:val="1"/>
-    </w:lvlOverride>
-  </w:num>
-  <w:num w:numId="95" w16cid:durableId="1421482732">
-    <w:abstractNumId w:val="11"/>
-  </w:num>
-  <w:num w:numId="96" w16cid:durableId="111483008">
-    <w:abstractNumId w:val="12"/>
-    <w:lvlOverride w:ilvl="0">
-      <w:startOverride w:val="1"/>
-    </w:lvlOverride>
-    <w:lvlOverride w:ilvl="1">
-      <w:startOverride w:val="1"/>
-    </w:lvlOverride>
-    <w:lvlOverride w:ilvl="2">
-      <w:startOverride w:val="1"/>
-    </w:lvlOverride>
-    <w:lvlOverride w:ilvl="3">
-      <w:startOverride w:val="1"/>
-    </w:lvlOverride>
-    <w:lvlOverride w:ilvl="4">
-      <w:startOverride w:val="1"/>
-    </w:lvlOverride>
-    <w:lvlOverride w:ilvl="5">
-      <w:startOverride w:val="1"/>
-    </w:lvlOverride>
-    <w:lvlOverride w:ilvl="6">
-      <w:startOverride w:val="1"/>
-    </w:lvlOverride>
-    <w:lvlOverride w:ilvl="7">
-      <w:startOverride w:val="1"/>
-    </w:lvlOverride>
-    <w:lvlOverride w:ilvl="8">
-      <w:startOverride w:val="1"/>
-    </w:lvlOverride>
-  </w:num>
-  <w:num w:numId="97" w16cid:durableId="1602449385">
-    <w:abstractNumId w:val="12"/>
-    <w:lvlOverride w:ilvl="0">
-      <w:startOverride w:val="1"/>
-    </w:lvlOverride>
-    <w:lvlOverride w:ilvl="1">
-      <w:startOverride w:val="1"/>
-    </w:lvlOverride>
-    <w:lvlOverride w:ilvl="2">
-      <w:startOverride w:val="1"/>
-    </w:lvlOverride>
-    <w:lvlOverride w:ilvl="3">
-      <w:startOverride w:val="1"/>
-    </w:lvlOverride>
-    <w:lvlOverride w:ilvl="4">
-      <w:startOverride w:val="1"/>
-    </w:lvlOverride>
-    <w:lvlOverride w:ilvl="5">
-      <w:startOverride w:val="1"/>
-    </w:lvlOverride>
-    <w:lvlOverride w:ilvl="6">
-      <w:startOverride w:val="1"/>
-    </w:lvlOverride>
-    <w:lvlOverride w:ilvl="7">
-      <w:startOverride w:val="1"/>
-    </w:lvlOverride>
-    <w:lvlOverride w:ilvl="8">
-      <w:startOverride w:val="1"/>
-    </w:lvlOverride>
-  </w:num>
-  <w:num w:numId="98" w16cid:durableId="1536313483">
-    <w:abstractNumId w:val="11"/>
-  </w:num>
-  <w:num w:numId="99" w16cid:durableId="181013227">
-    <w:abstractNumId w:val="12"/>
-    <w:lvlOverride w:ilvl="0">
-      <w:startOverride w:val="1"/>
-    </w:lvlOverride>
-    <w:lvlOverride w:ilvl="1">
-      <w:startOverride w:val="1"/>
-    </w:lvlOverride>
-    <w:lvlOverride w:ilvl="2">
-      <w:startOverride w:val="1"/>
-    </w:lvlOverride>
-    <w:lvlOverride w:ilvl="3">
-      <w:startOverride w:val="1"/>
-    </w:lvlOverride>
-    <w:lvlOverride w:ilvl="4">
-      <w:startOverride w:val="1"/>
-    </w:lvlOverride>
-    <w:lvlOverride w:ilvl="5">
-      <w:startOverride w:val="1"/>
-    </w:lvlOverride>
-    <w:lvlOverride w:ilvl="6">
-      <w:startOverride w:val="1"/>
-    </w:lvlOverride>
-    <w:lvlOverride w:ilvl="7">
-      <w:startOverride w:val="1"/>
-    </w:lvlOverride>
-    <w:lvlOverride w:ilvl="8">
-      <w:startOverride w:val="1"/>
-    </w:lvlOverride>
-  </w:num>
-  <w:num w:numId="100" w16cid:durableId="847871569">
-    <w:abstractNumId w:val="21"/>
-  </w:num>
-  <w:num w:numId="101" w16cid:durableId="1545409127">
-    <w:abstractNumId w:val="22"/>
-  </w:num>
-  <w:num w:numId="102" w16cid:durableId="855072620">
-    <w:abstractNumId w:val="17"/>
-  </w:num>
-  <w:num w:numId="103" w16cid:durableId="1424451262">
-    <w:abstractNumId w:val="21"/>
-    <w:lvlOverride w:ilvl="0">
-      <w:startOverride w:val="1"/>
-    </w:lvlOverride>
-    <w:lvlOverride w:ilvl="1">
-      <w:startOverride w:val="1"/>
-    </w:lvlOverride>
-    <w:lvlOverride w:ilvl="2">
-      <w:startOverride w:val="1"/>
-    </w:lvlOverride>
-    <w:lvlOverride w:ilvl="3">
-      <w:startOverride w:val="1"/>
-    </w:lvlOverride>
-    <w:lvlOverride w:ilvl="4">
-      <w:startOverride w:val="1"/>
-    </w:lvlOverride>
-    <w:lvlOverride w:ilvl="5">
-      <w:startOverride w:val="1"/>
-    </w:lvlOverride>
-    <w:lvlOverride w:ilvl="6">
-      <w:startOverride w:val="1"/>
-    </w:lvlOverride>
-    <w:lvlOverride w:ilvl="7">
-      <w:startOverride w:val="1"/>
-    </w:lvlOverride>
-    <w:lvlOverride w:ilvl="8">
-      <w:startOverride w:val="1"/>
-    </w:lvlOverride>
-  </w:num>
+  <w:numIdMacAtCleanup w:val="18"/>
 </w:numbering>
 </file>
 
